--- a/Session_9_AKSHA.docx
+++ b/Session_9_AKSHA.docx
@@ -24,40 +24,50 @@
           <w:szCs w:val="48"/>
           <w:u w:val="single"/>
         </w:rPr>
-        <w:t xml:space="preserve">Session : </w:t>
-      </w:r>
+        <w:t>Session : 9</w:t>
+      </w:r>
+    </w:p>
+    <w:p>
+      <w:pPr>
+        <w:jc w:val="both"/>
+        <w:rPr>
+          <w:rFonts w:ascii="Times New Roman" w:hAnsi="Times New Roman" w:cs="Times New Roman"/>
+          <w:sz w:val="24"/>
+          <w:szCs w:val="24"/>
+        </w:rPr>
+      </w:pPr>
+    </w:p>
+    <w:p>
+      <w:pPr>
+        <w:jc w:val="both"/>
+        <w:rPr>
+          <w:rFonts w:ascii="Times New Roman" w:hAnsi="Times New Roman" w:cs="Times New Roman"/>
+          <w:sz w:val="24"/>
+          <w:szCs w:val="24"/>
+        </w:rPr>
+      </w:pPr>
       <w:r>
         <w:rPr>
           <w:rFonts w:ascii="Times New Roman" w:hAnsi="Times New Roman" w:cs="Times New Roman"/>
           <w:b/>
           <w:bCs/>
-          <w:sz w:val="48"/>
-          <w:szCs w:val="48"/>
-          <w:u w:val="single"/>
-        </w:rPr>
-        <w:t>9</w:t>
-      </w:r>
-    </w:p>
-    <w:p>
-      <w:pPr>
-        <w:jc w:val="both"/>
-        <w:rPr>
-          <w:rFonts w:ascii="Times New Roman" w:hAnsi="Times New Roman" w:cs="Times New Roman"/>
-          <w:sz w:val="24"/>
-          <w:szCs w:val="24"/>
-        </w:rPr>
-      </w:pPr>
-    </w:p>
-    <w:p>
-      <w:pPr>
-        <w:jc w:val="both"/>
-        <w:rPr>
-          <w:rFonts w:ascii="Times New Roman" w:hAnsi="Times New Roman" w:cs="Times New Roman"/>
-          <w:sz w:val="24"/>
-          <w:szCs w:val="24"/>
-        </w:rPr>
-      </w:pPr>
-      <w:r>
+          <w:sz w:val="24"/>
+          <w:szCs w:val="24"/>
+        </w:rPr>
+        <w:t xml:space="preserve">Question : 1 </w:t>
+      </w:r>
+      <w:r>
+        <w:rPr>
+          <w:rFonts w:ascii="Times New Roman" w:hAnsi="Times New Roman" w:cs="Times New Roman"/>
+          <w:sz w:val="24"/>
+          <w:szCs w:val="24"/>
+        </w:rPr>
+        <w:t>Declare a 1D array called dailySteps with 7 elements to store your step count for each day of the week, assign sample values, and print each value using a loop.</w:t>
+      </w:r>
+    </w:p>
+    <w:p>
+      <w:pPr>
+        <w:jc w:val="both"/>
         <w:rPr>
           <w:rFonts w:ascii="Times New Roman" w:hAnsi="Times New Roman" w:cs="Times New Roman"/>
           <w:b/>
@@ -65,8 +75,7 @@
           <w:sz w:val="24"/>
           <w:szCs w:val="24"/>
         </w:rPr>
-        <w:t>Question : 1</w:t>
-      </w:r>
+      </w:pPr>
       <w:r>
         <w:rPr>
           <w:rFonts w:ascii="Times New Roman" w:hAnsi="Times New Roman" w:cs="Times New Roman"/>
@@ -75,15 +84,253 @@
           <w:sz w:val="24"/>
           <w:szCs w:val="24"/>
         </w:rPr>
-        <w:t xml:space="preserve"> </w:t>
-      </w:r>
-      <w:r>
-        <w:rPr>
-          <w:rFonts w:ascii="Times New Roman" w:hAnsi="Times New Roman" w:cs="Times New Roman"/>
-          <w:sz w:val="24"/>
-          <w:szCs w:val="24"/>
-        </w:rPr>
-        <w:t>Declare a 1D array called dailySteps with 7 elements to store your step count for each day of the week, assign sample values, and print each value using a loop.</w:t>
+        <w:t xml:space="preserve">Answer : </w:t>
+      </w:r>
+    </w:p>
+    <w:p>
+      <w:pPr>
+        <w:jc w:val="both"/>
+        <w:rPr>
+          <w:rFonts w:ascii="Times New Roman" w:hAnsi="Times New Roman" w:cs="Times New Roman"/>
+          <w:sz w:val="24"/>
+          <w:szCs w:val="24"/>
+        </w:rPr>
+      </w:pPr>
+      <w:r>
+        <w:rPr>
+          <w:rFonts w:ascii="Times New Roman" w:hAnsi="Times New Roman" w:cs="Times New Roman"/>
+          <w:sz w:val="24"/>
+          <w:szCs w:val="24"/>
+        </w:rPr>
+        <w:t>#include &lt;stdio.h&gt;</w:t>
+      </w:r>
+    </w:p>
+    <w:p>
+      <w:pPr>
+        <w:jc w:val="both"/>
+        <w:rPr>
+          <w:rFonts w:ascii="Times New Roman" w:hAnsi="Times New Roman" w:cs="Times New Roman"/>
+          <w:sz w:val="24"/>
+          <w:szCs w:val="24"/>
+        </w:rPr>
+      </w:pPr>
+    </w:p>
+    <w:p>
+      <w:pPr>
+        <w:jc w:val="both"/>
+        <w:rPr>
+          <w:rFonts w:ascii="Times New Roman" w:hAnsi="Times New Roman" w:cs="Times New Roman"/>
+          <w:sz w:val="24"/>
+          <w:szCs w:val="24"/>
+        </w:rPr>
+      </w:pPr>
+      <w:r>
+        <w:rPr>
+          <w:rFonts w:ascii="Times New Roman" w:hAnsi="Times New Roman" w:cs="Times New Roman"/>
+          <w:sz w:val="24"/>
+          <w:szCs w:val="24"/>
+        </w:rPr>
+        <w:t>int main()</w:t>
+      </w:r>
+    </w:p>
+    <w:p>
+      <w:pPr>
+        <w:jc w:val="both"/>
+        <w:rPr>
+          <w:rFonts w:ascii="Times New Roman" w:hAnsi="Times New Roman" w:cs="Times New Roman"/>
+          <w:sz w:val="24"/>
+          <w:szCs w:val="24"/>
+        </w:rPr>
+      </w:pPr>
+      <w:r>
+        <w:rPr>
+          <w:rFonts w:ascii="Times New Roman" w:hAnsi="Times New Roman" w:cs="Times New Roman"/>
+          <w:sz w:val="24"/>
+          <w:szCs w:val="24"/>
+        </w:rPr>
+        <w:t>{</w:t>
+      </w:r>
+    </w:p>
+    <w:p>
+      <w:pPr>
+        <w:jc w:val="both"/>
+        <w:rPr>
+          <w:rFonts w:ascii="Times New Roman" w:hAnsi="Times New Roman" w:cs="Times New Roman"/>
+          <w:sz w:val="24"/>
+          <w:szCs w:val="24"/>
+        </w:rPr>
+      </w:pPr>
+      <w:r>
+        <w:rPr>
+          <w:rFonts w:ascii="Times New Roman" w:hAnsi="Times New Roman" w:cs="Times New Roman"/>
+          <w:sz w:val="24"/>
+          <w:szCs w:val="24"/>
+        </w:rPr>
+        <w:t xml:space="preserve">    int dailySteps[7] = {5000, 6500, 7000, 8000, 7500, 9000, 10000};</w:t>
+      </w:r>
+    </w:p>
+    <w:p>
+      <w:pPr>
+        <w:jc w:val="both"/>
+        <w:rPr>
+          <w:rFonts w:ascii="Times New Roman" w:hAnsi="Times New Roman" w:cs="Times New Roman"/>
+          <w:sz w:val="24"/>
+          <w:szCs w:val="24"/>
+        </w:rPr>
+      </w:pPr>
+      <w:r>
+        <w:rPr>
+          <w:rFonts w:ascii="Times New Roman" w:hAnsi="Times New Roman" w:cs="Times New Roman"/>
+          <w:sz w:val="24"/>
+          <w:szCs w:val="24"/>
+        </w:rPr>
+        <w:t xml:space="preserve">    int i;</w:t>
+      </w:r>
+    </w:p>
+    <w:p>
+      <w:pPr>
+        <w:jc w:val="both"/>
+        <w:rPr>
+          <w:rFonts w:ascii="Times New Roman" w:hAnsi="Times New Roman" w:cs="Times New Roman"/>
+          <w:sz w:val="24"/>
+          <w:szCs w:val="24"/>
+        </w:rPr>
+      </w:pPr>
+      <w:r>
+        <w:rPr>
+          <w:rFonts w:ascii="Times New Roman" w:hAnsi="Times New Roman" w:cs="Times New Roman"/>
+          <w:sz w:val="24"/>
+          <w:szCs w:val="24"/>
+        </w:rPr>
+        <w:t xml:space="preserve">    printf("Daily Steps:\n");</w:t>
+      </w:r>
+    </w:p>
+    <w:p>
+      <w:pPr>
+        <w:jc w:val="both"/>
+        <w:rPr>
+          <w:rFonts w:ascii="Times New Roman" w:hAnsi="Times New Roman" w:cs="Times New Roman"/>
+          <w:sz w:val="24"/>
+          <w:szCs w:val="24"/>
+        </w:rPr>
+      </w:pPr>
+    </w:p>
+    <w:p>
+      <w:pPr>
+        <w:jc w:val="both"/>
+        <w:rPr>
+          <w:rFonts w:ascii="Times New Roman" w:hAnsi="Times New Roman" w:cs="Times New Roman"/>
+          <w:sz w:val="24"/>
+          <w:szCs w:val="24"/>
+        </w:rPr>
+      </w:pPr>
+      <w:r>
+        <w:rPr>
+          <w:rFonts w:ascii="Times New Roman" w:hAnsi="Times New Roman" w:cs="Times New Roman"/>
+          <w:sz w:val="24"/>
+          <w:szCs w:val="24"/>
+        </w:rPr>
+        <w:t xml:space="preserve">    for(i = 0; i &lt; 7; i++)</w:t>
+      </w:r>
+    </w:p>
+    <w:p>
+      <w:pPr>
+        <w:jc w:val="both"/>
+        <w:rPr>
+          <w:rFonts w:ascii="Times New Roman" w:hAnsi="Times New Roman" w:cs="Times New Roman"/>
+          <w:sz w:val="24"/>
+          <w:szCs w:val="24"/>
+        </w:rPr>
+      </w:pPr>
+      <w:r>
+        <w:rPr>
+          <w:rFonts w:ascii="Times New Roman" w:hAnsi="Times New Roman" w:cs="Times New Roman"/>
+          <w:sz w:val="24"/>
+          <w:szCs w:val="24"/>
+        </w:rPr>
+        <w:t xml:space="preserve">    {</w:t>
+      </w:r>
+    </w:p>
+    <w:p>
+      <w:pPr>
+        <w:jc w:val="both"/>
+        <w:rPr>
+          <w:rFonts w:ascii="Times New Roman" w:hAnsi="Times New Roman" w:cs="Times New Roman"/>
+          <w:sz w:val="24"/>
+          <w:szCs w:val="24"/>
+        </w:rPr>
+      </w:pPr>
+      <w:r>
+        <w:rPr>
+          <w:rFonts w:ascii="Times New Roman" w:hAnsi="Times New Roman" w:cs="Times New Roman"/>
+          <w:sz w:val="24"/>
+          <w:szCs w:val="24"/>
+        </w:rPr>
+        <w:t xml:space="preserve">        printf("%d\n", dailySteps[i]);</w:t>
+      </w:r>
+    </w:p>
+    <w:p>
+      <w:pPr>
+        <w:jc w:val="both"/>
+        <w:rPr>
+          <w:rFonts w:ascii="Times New Roman" w:hAnsi="Times New Roman" w:cs="Times New Roman"/>
+          <w:sz w:val="24"/>
+          <w:szCs w:val="24"/>
+        </w:rPr>
+      </w:pPr>
+      <w:r>
+        <w:rPr>
+          <w:rFonts w:ascii="Times New Roman" w:hAnsi="Times New Roman" w:cs="Times New Roman"/>
+          <w:sz w:val="24"/>
+          <w:szCs w:val="24"/>
+        </w:rPr>
+        <w:t xml:space="preserve">    }</w:t>
+      </w:r>
+    </w:p>
+    <w:p>
+      <w:pPr>
+        <w:jc w:val="both"/>
+        <w:rPr>
+          <w:rFonts w:ascii="Times New Roman" w:hAnsi="Times New Roman" w:cs="Times New Roman"/>
+          <w:sz w:val="24"/>
+          <w:szCs w:val="24"/>
+        </w:rPr>
+      </w:pPr>
+    </w:p>
+    <w:p>
+      <w:pPr>
+        <w:jc w:val="both"/>
+        <w:rPr>
+          <w:rFonts w:ascii="Times New Roman" w:hAnsi="Times New Roman" w:cs="Times New Roman"/>
+          <w:sz w:val="24"/>
+          <w:szCs w:val="24"/>
+        </w:rPr>
+      </w:pPr>
+      <w:r>
+        <w:rPr>
+          <w:rFonts w:ascii="Times New Roman" w:hAnsi="Times New Roman" w:cs="Times New Roman"/>
+          <w:sz w:val="24"/>
+          <w:szCs w:val="24"/>
+        </w:rPr>
+        <w:t xml:space="preserve">    return 0;</w:t>
+      </w:r>
+    </w:p>
+    <w:p>
+      <w:pPr>
+        <w:jc w:val="both"/>
+        <w:rPr>
+          <w:rFonts w:ascii="Times New Roman" w:hAnsi="Times New Roman" w:cs="Times New Roman"/>
+          <w:sz w:val="24"/>
+          <w:szCs w:val="24"/>
+        </w:rPr>
+      </w:pPr>
+      <w:r>
+        <w:rPr>
+          <w:rFonts w:ascii="Times New Roman" w:hAnsi="Times New Roman" w:cs="Times New Roman"/>
+          <w:sz w:val="24"/>
+          <w:szCs w:val="24"/>
+        </w:rPr>
+        <w:t>}</w:t>
       </w:r>
     </w:p>
     <w:p>
@@ -105,258 +352,173 @@
           <w:sz w:val="24"/>
           <w:szCs w:val="24"/>
         </w:rPr>
-        <w:t xml:space="preserve">Answer : </w:t>
-      </w:r>
-    </w:p>
-    <w:p>
-      <w:pPr>
-        <w:jc w:val="both"/>
-        <w:rPr>
-          <w:rFonts w:ascii="Times New Roman" w:hAnsi="Times New Roman" w:cs="Times New Roman"/>
-          <w:sz w:val="24"/>
-          <w:szCs w:val="24"/>
-        </w:rPr>
-      </w:pPr>
-      <w:r>
-        <w:rPr>
-          <w:rFonts w:ascii="Times New Roman" w:hAnsi="Times New Roman" w:cs="Times New Roman"/>
-          <w:sz w:val="24"/>
-          <w:szCs w:val="24"/>
-        </w:rPr>
-        <w:t>#include &lt;stdio.h&gt;</w:t>
-      </w:r>
-    </w:p>
-    <w:p>
-      <w:pPr>
-        <w:jc w:val="both"/>
-        <w:rPr>
-          <w:rFonts w:ascii="Times New Roman" w:hAnsi="Times New Roman" w:cs="Times New Roman"/>
-          <w:sz w:val="24"/>
-          <w:szCs w:val="24"/>
-        </w:rPr>
-      </w:pPr>
-    </w:p>
-    <w:p>
-      <w:pPr>
-        <w:jc w:val="both"/>
-        <w:rPr>
-          <w:rFonts w:ascii="Times New Roman" w:hAnsi="Times New Roman" w:cs="Times New Roman"/>
-          <w:sz w:val="24"/>
-          <w:szCs w:val="24"/>
-        </w:rPr>
-      </w:pPr>
-      <w:r>
-        <w:rPr>
-          <w:rFonts w:ascii="Times New Roman" w:hAnsi="Times New Roman" w:cs="Times New Roman"/>
-          <w:sz w:val="24"/>
-          <w:szCs w:val="24"/>
-        </w:rPr>
-        <w:t>int main()</w:t>
-      </w:r>
-    </w:p>
-    <w:p>
-      <w:pPr>
-        <w:jc w:val="both"/>
-        <w:rPr>
-          <w:rFonts w:ascii="Times New Roman" w:hAnsi="Times New Roman" w:cs="Times New Roman"/>
-          <w:sz w:val="24"/>
-          <w:szCs w:val="24"/>
-        </w:rPr>
-      </w:pPr>
-      <w:r>
-        <w:rPr>
-          <w:rFonts w:ascii="Times New Roman" w:hAnsi="Times New Roman" w:cs="Times New Roman"/>
-          <w:sz w:val="24"/>
-          <w:szCs w:val="24"/>
-        </w:rPr>
-        <w:t>{</w:t>
-      </w:r>
-    </w:p>
-    <w:p>
-      <w:pPr>
-        <w:jc w:val="both"/>
-        <w:rPr>
-          <w:rFonts w:ascii="Times New Roman" w:hAnsi="Times New Roman" w:cs="Times New Roman"/>
-          <w:sz w:val="24"/>
-          <w:szCs w:val="24"/>
-        </w:rPr>
-      </w:pPr>
-      <w:r>
-        <w:rPr>
-          <w:rFonts w:ascii="Times New Roman" w:hAnsi="Times New Roman" w:cs="Times New Roman"/>
-          <w:sz w:val="24"/>
-          <w:szCs w:val="24"/>
-        </w:rPr>
-        <w:t xml:space="preserve">    int dailySteps[7] = {5000, 6500, 7000, 8000, 7500, 9000, 10000};</w:t>
-      </w:r>
-    </w:p>
-    <w:p>
-      <w:pPr>
-        <w:jc w:val="both"/>
-        <w:rPr>
-          <w:rFonts w:ascii="Times New Roman" w:hAnsi="Times New Roman" w:cs="Times New Roman"/>
-          <w:sz w:val="24"/>
-          <w:szCs w:val="24"/>
-        </w:rPr>
-      </w:pPr>
-      <w:r>
-        <w:rPr>
-          <w:rFonts w:ascii="Times New Roman" w:hAnsi="Times New Roman" w:cs="Times New Roman"/>
-          <w:sz w:val="24"/>
-          <w:szCs w:val="24"/>
-        </w:rPr>
-        <w:t xml:space="preserve">    int i;</w:t>
-      </w:r>
-    </w:p>
-    <w:p>
-      <w:pPr>
-        <w:jc w:val="both"/>
-        <w:rPr>
-          <w:rFonts w:ascii="Times New Roman" w:hAnsi="Times New Roman" w:cs="Times New Roman"/>
-          <w:sz w:val="24"/>
-          <w:szCs w:val="24"/>
-        </w:rPr>
-      </w:pPr>
-      <w:r>
-        <w:rPr>
-          <w:rFonts w:ascii="Times New Roman" w:hAnsi="Times New Roman" w:cs="Times New Roman"/>
-          <w:sz w:val="24"/>
-          <w:szCs w:val="24"/>
-        </w:rPr>
-        <w:t xml:space="preserve">    printf("Daily Steps:\n");</w:t>
-      </w:r>
-    </w:p>
-    <w:p>
-      <w:pPr>
-        <w:jc w:val="both"/>
-        <w:rPr>
-          <w:rFonts w:ascii="Times New Roman" w:hAnsi="Times New Roman" w:cs="Times New Roman"/>
-          <w:sz w:val="24"/>
-          <w:szCs w:val="24"/>
-        </w:rPr>
-      </w:pPr>
-    </w:p>
-    <w:p>
-      <w:pPr>
-        <w:jc w:val="both"/>
-        <w:rPr>
-          <w:rFonts w:ascii="Times New Roman" w:hAnsi="Times New Roman" w:cs="Times New Roman"/>
-          <w:sz w:val="24"/>
-          <w:szCs w:val="24"/>
-        </w:rPr>
-      </w:pPr>
-      <w:r>
-        <w:rPr>
-          <w:rFonts w:ascii="Times New Roman" w:hAnsi="Times New Roman" w:cs="Times New Roman"/>
-          <w:sz w:val="24"/>
-          <w:szCs w:val="24"/>
-        </w:rPr>
-        <w:t xml:space="preserve">    for(i = 0; i &lt; 7; i++)</w:t>
-      </w:r>
-    </w:p>
-    <w:p>
-      <w:pPr>
-        <w:jc w:val="both"/>
-        <w:rPr>
-          <w:rFonts w:ascii="Times New Roman" w:hAnsi="Times New Roman" w:cs="Times New Roman"/>
-          <w:sz w:val="24"/>
-          <w:szCs w:val="24"/>
-        </w:rPr>
-      </w:pPr>
-      <w:r>
-        <w:rPr>
-          <w:rFonts w:ascii="Times New Roman" w:hAnsi="Times New Roman" w:cs="Times New Roman"/>
-          <w:sz w:val="24"/>
-          <w:szCs w:val="24"/>
-        </w:rPr>
-        <w:t xml:space="preserve">    {</w:t>
-      </w:r>
-    </w:p>
-    <w:p>
-      <w:pPr>
-        <w:jc w:val="both"/>
-        <w:rPr>
-          <w:rFonts w:ascii="Times New Roman" w:hAnsi="Times New Roman" w:cs="Times New Roman"/>
-          <w:sz w:val="24"/>
-          <w:szCs w:val="24"/>
-        </w:rPr>
-      </w:pPr>
-      <w:r>
-        <w:rPr>
-          <w:rFonts w:ascii="Times New Roman" w:hAnsi="Times New Roman" w:cs="Times New Roman"/>
-          <w:sz w:val="24"/>
-          <w:szCs w:val="24"/>
-        </w:rPr>
-        <w:t xml:space="preserve">        printf("%d\n", dailySteps[i]);</w:t>
-      </w:r>
-    </w:p>
-    <w:p>
-      <w:pPr>
-        <w:jc w:val="both"/>
-        <w:rPr>
-          <w:rFonts w:ascii="Times New Roman" w:hAnsi="Times New Roman" w:cs="Times New Roman"/>
-          <w:sz w:val="24"/>
-          <w:szCs w:val="24"/>
-        </w:rPr>
-      </w:pPr>
-      <w:r>
-        <w:rPr>
-          <w:rFonts w:ascii="Times New Roman" w:hAnsi="Times New Roman" w:cs="Times New Roman"/>
-          <w:sz w:val="24"/>
-          <w:szCs w:val="24"/>
-        </w:rPr>
-        <w:t xml:space="preserve">    }</w:t>
-      </w:r>
-    </w:p>
-    <w:p>
-      <w:pPr>
-        <w:jc w:val="both"/>
-        <w:rPr>
-          <w:rFonts w:ascii="Times New Roman" w:hAnsi="Times New Roman" w:cs="Times New Roman"/>
-          <w:sz w:val="24"/>
-          <w:szCs w:val="24"/>
-        </w:rPr>
-      </w:pPr>
-    </w:p>
-    <w:p>
-      <w:pPr>
-        <w:jc w:val="both"/>
-        <w:rPr>
-          <w:rFonts w:ascii="Times New Roman" w:hAnsi="Times New Roman" w:cs="Times New Roman"/>
-          <w:sz w:val="24"/>
-          <w:szCs w:val="24"/>
-        </w:rPr>
-      </w:pPr>
-      <w:r>
-        <w:rPr>
-          <w:rFonts w:ascii="Times New Roman" w:hAnsi="Times New Roman" w:cs="Times New Roman"/>
-          <w:sz w:val="24"/>
-          <w:szCs w:val="24"/>
-        </w:rPr>
-        <w:t xml:space="preserve">    return 0;</w:t>
-      </w:r>
-    </w:p>
-    <w:p>
-      <w:pPr>
-        <w:jc w:val="both"/>
-        <w:rPr>
-          <w:rFonts w:ascii="Times New Roman" w:hAnsi="Times New Roman" w:cs="Times New Roman"/>
-          <w:sz w:val="24"/>
-          <w:szCs w:val="24"/>
-        </w:rPr>
-      </w:pPr>
-      <w:r>
-        <w:rPr>
-          <w:rFonts w:ascii="Times New Roman" w:hAnsi="Times New Roman" w:cs="Times New Roman"/>
-          <w:sz w:val="24"/>
-          <w:szCs w:val="24"/>
-        </w:rPr>
-        <w:t>}</w:t>
-      </w:r>
-    </w:p>
-    <w:p>
-      <w:pPr>
-        <w:jc w:val="both"/>
+        <w:t>Output :</w:t>
+      </w:r>
+    </w:p>
+    <w:p>
+      <w:pPr>
+        <w:jc w:val="both"/>
+        <w:rPr>
+          <w:rFonts w:ascii="Times New Roman" w:hAnsi="Times New Roman" w:cs="Times New Roman"/>
+          <w:sz w:val="24"/>
+          <w:szCs w:val="24"/>
+        </w:rPr>
+      </w:pPr>
+    </w:p>
+    <w:p>
+      <w:pPr>
+        <w:jc w:val="both"/>
+        <w:rPr>
+          <w:rFonts w:ascii="Times New Roman" w:hAnsi="Times New Roman" w:cs="Times New Roman"/>
+          <w:sz w:val="24"/>
+          <w:szCs w:val="24"/>
+        </w:rPr>
+      </w:pPr>
+      <w:r>
+        <w:rPr>
+          <w:rFonts w:ascii="Times New Roman" w:hAnsi="Times New Roman" w:cs="Times New Roman"/>
+          <w:sz w:val="24"/>
+          <w:szCs w:val="24"/>
+        </w:rPr>
+        <w:t>Daily Steps:</w:t>
+      </w:r>
+    </w:p>
+    <w:p>
+      <w:pPr>
+        <w:jc w:val="both"/>
+        <w:rPr>
+          <w:rFonts w:ascii="Times New Roman" w:hAnsi="Times New Roman" w:cs="Times New Roman"/>
+          <w:sz w:val="24"/>
+          <w:szCs w:val="24"/>
+        </w:rPr>
+      </w:pPr>
+      <w:r>
+        <w:rPr>
+          <w:rFonts w:ascii="Times New Roman" w:hAnsi="Times New Roman" w:cs="Times New Roman"/>
+          <w:sz w:val="24"/>
+          <w:szCs w:val="24"/>
+        </w:rPr>
+        <w:t>5000</w:t>
+      </w:r>
+    </w:p>
+    <w:p>
+      <w:pPr>
+        <w:jc w:val="both"/>
+        <w:rPr>
+          <w:rFonts w:ascii="Times New Roman" w:hAnsi="Times New Roman" w:cs="Times New Roman"/>
+          <w:sz w:val="24"/>
+          <w:szCs w:val="24"/>
+        </w:rPr>
+      </w:pPr>
+      <w:r>
+        <w:rPr>
+          <w:rFonts w:ascii="Times New Roman" w:hAnsi="Times New Roman" w:cs="Times New Roman"/>
+          <w:sz w:val="24"/>
+          <w:szCs w:val="24"/>
+        </w:rPr>
+        <w:t>6500</w:t>
+      </w:r>
+    </w:p>
+    <w:p>
+      <w:pPr>
+        <w:jc w:val="both"/>
+        <w:rPr>
+          <w:rFonts w:ascii="Times New Roman" w:hAnsi="Times New Roman" w:cs="Times New Roman"/>
+          <w:sz w:val="24"/>
+          <w:szCs w:val="24"/>
+        </w:rPr>
+      </w:pPr>
+      <w:r>
+        <w:rPr>
+          <w:rFonts w:ascii="Times New Roman" w:hAnsi="Times New Roman" w:cs="Times New Roman"/>
+          <w:sz w:val="24"/>
+          <w:szCs w:val="24"/>
+        </w:rPr>
+        <w:t>7000</w:t>
+      </w:r>
+    </w:p>
+    <w:p>
+      <w:pPr>
+        <w:jc w:val="both"/>
+        <w:rPr>
+          <w:rFonts w:ascii="Times New Roman" w:hAnsi="Times New Roman" w:cs="Times New Roman"/>
+          <w:sz w:val="24"/>
+          <w:szCs w:val="24"/>
+        </w:rPr>
+      </w:pPr>
+      <w:r>
+        <w:rPr>
+          <w:rFonts w:ascii="Times New Roman" w:hAnsi="Times New Roman" w:cs="Times New Roman"/>
+          <w:sz w:val="24"/>
+          <w:szCs w:val="24"/>
+        </w:rPr>
+        <w:t>8000</w:t>
+      </w:r>
+    </w:p>
+    <w:p>
+      <w:pPr>
+        <w:jc w:val="both"/>
+        <w:rPr>
+          <w:rFonts w:ascii="Times New Roman" w:hAnsi="Times New Roman" w:cs="Times New Roman"/>
+          <w:sz w:val="24"/>
+          <w:szCs w:val="24"/>
+        </w:rPr>
+      </w:pPr>
+      <w:r>
+        <w:rPr>
+          <w:rFonts w:ascii="Times New Roman" w:hAnsi="Times New Roman" w:cs="Times New Roman"/>
+          <w:sz w:val="24"/>
+          <w:szCs w:val="24"/>
+        </w:rPr>
+        <w:t>7500</w:t>
+      </w:r>
+    </w:p>
+    <w:p>
+      <w:pPr>
+        <w:jc w:val="both"/>
+        <w:rPr>
+          <w:rFonts w:ascii="Times New Roman" w:hAnsi="Times New Roman" w:cs="Times New Roman"/>
+          <w:sz w:val="24"/>
+          <w:szCs w:val="24"/>
+        </w:rPr>
+      </w:pPr>
+      <w:r>
+        <w:rPr>
+          <w:rFonts w:ascii="Times New Roman" w:hAnsi="Times New Roman" w:cs="Times New Roman"/>
+          <w:sz w:val="24"/>
+          <w:szCs w:val="24"/>
+        </w:rPr>
+        <w:t>9000</w:t>
+      </w:r>
+    </w:p>
+    <w:p>
+      <w:pPr>
+        <w:jc w:val="both"/>
+        <w:rPr>
+          <w:rFonts w:ascii="Times New Roman" w:hAnsi="Times New Roman" w:cs="Times New Roman"/>
+          <w:sz w:val="24"/>
+          <w:szCs w:val="24"/>
+        </w:rPr>
+      </w:pPr>
+      <w:r>
+        <w:rPr>
+          <w:rFonts w:ascii="Times New Roman" w:hAnsi="Times New Roman" w:cs="Times New Roman"/>
+          <w:sz w:val="24"/>
+          <w:szCs w:val="24"/>
+        </w:rPr>
+        <w:t>10000</w:t>
+      </w:r>
+    </w:p>
+    <w:p>
+      <w:pPr>
+        <w:jc w:val="both"/>
+        <w:rPr>
+          <w:rFonts w:ascii="Times New Roman" w:hAnsi="Times New Roman" w:cs="Times New Roman"/>
+          <w:sz w:val="24"/>
+          <w:szCs w:val="24"/>
+        </w:rPr>
+      </w:pPr>
+      <w:r>
         <w:rPr>
           <w:rFonts w:ascii="Times New Roman" w:hAnsi="Times New Roman" w:cs="Times New Roman"/>
           <w:b/>
@@ -364,8 +526,21 @@
           <w:sz w:val="24"/>
           <w:szCs w:val="24"/>
         </w:rPr>
-      </w:pPr>
-      <w:r>
+        <w:lastRenderedPageBreak/>
+        <w:t>Question : 2</w:t>
+      </w:r>
+      <w:r>
+        <w:rPr>
+          <w:rFonts w:ascii="Times New Roman" w:hAnsi="Times New Roman" w:cs="Times New Roman"/>
+          <w:sz w:val="24"/>
+          <w:szCs w:val="24"/>
+        </w:rPr>
+        <w:t xml:space="preserve"> Create a 2D array called playlistRatings to store ratings for 3 Spotify playlists over 5 days (rows = playlists, columns = days). Fill it with sample numbers and print the ratings for the second playlist.</w:t>
+      </w:r>
+    </w:p>
+    <w:p>
+      <w:pPr>
+        <w:jc w:val="both"/>
         <w:rPr>
           <w:rFonts w:ascii="Times New Roman" w:hAnsi="Times New Roman" w:cs="Times New Roman"/>
           <w:b/>
@@ -373,171 +548,6 @@
           <w:sz w:val="24"/>
           <w:szCs w:val="24"/>
         </w:rPr>
-        <w:t>Output :</w:t>
-      </w:r>
-    </w:p>
-    <w:p>
-      <w:pPr>
-        <w:jc w:val="both"/>
-        <w:rPr>
-          <w:rFonts w:ascii="Times New Roman" w:hAnsi="Times New Roman" w:cs="Times New Roman"/>
-          <w:sz w:val="24"/>
-          <w:szCs w:val="24"/>
-        </w:rPr>
-      </w:pPr>
-    </w:p>
-    <w:p>
-      <w:pPr>
-        <w:jc w:val="both"/>
-        <w:rPr>
-          <w:rFonts w:ascii="Times New Roman" w:hAnsi="Times New Roman" w:cs="Times New Roman"/>
-          <w:sz w:val="24"/>
-          <w:szCs w:val="24"/>
-        </w:rPr>
-      </w:pPr>
-      <w:r>
-        <w:rPr>
-          <w:rFonts w:ascii="Times New Roman" w:hAnsi="Times New Roman" w:cs="Times New Roman"/>
-          <w:sz w:val="24"/>
-          <w:szCs w:val="24"/>
-        </w:rPr>
-        <w:t>Daily Steps:</w:t>
-      </w:r>
-    </w:p>
-    <w:p>
-      <w:pPr>
-        <w:jc w:val="both"/>
-        <w:rPr>
-          <w:rFonts w:ascii="Times New Roman" w:hAnsi="Times New Roman" w:cs="Times New Roman"/>
-          <w:sz w:val="24"/>
-          <w:szCs w:val="24"/>
-        </w:rPr>
-      </w:pPr>
-      <w:r>
-        <w:rPr>
-          <w:rFonts w:ascii="Times New Roman" w:hAnsi="Times New Roman" w:cs="Times New Roman"/>
-          <w:sz w:val="24"/>
-          <w:szCs w:val="24"/>
-        </w:rPr>
-        <w:t>5000</w:t>
-      </w:r>
-    </w:p>
-    <w:p>
-      <w:pPr>
-        <w:jc w:val="both"/>
-        <w:rPr>
-          <w:rFonts w:ascii="Times New Roman" w:hAnsi="Times New Roman" w:cs="Times New Roman"/>
-          <w:sz w:val="24"/>
-          <w:szCs w:val="24"/>
-        </w:rPr>
-      </w:pPr>
-      <w:r>
-        <w:rPr>
-          <w:rFonts w:ascii="Times New Roman" w:hAnsi="Times New Roman" w:cs="Times New Roman"/>
-          <w:sz w:val="24"/>
-          <w:szCs w:val="24"/>
-        </w:rPr>
-        <w:t>6500</w:t>
-      </w:r>
-    </w:p>
-    <w:p>
-      <w:pPr>
-        <w:jc w:val="both"/>
-        <w:rPr>
-          <w:rFonts w:ascii="Times New Roman" w:hAnsi="Times New Roman" w:cs="Times New Roman"/>
-          <w:sz w:val="24"/>
-          <w:szCs w:val="24"/>
-        </w:rPr>
-      </w:pPr>
-      <w:r>
-        <w:rPr>
-          <w:rFonts w:ascii="Times New Roman" w:hAnsi="Times New Roman" w:cs="Times New Roman"/>
-          <w:sz w:val="24"/>
-          <w:szCs w:val="24"/>
-        </w:rPr>
-        <w:t>7000</w:t>
-      </w:r>
-    </w:p>
-    <w:p>
-      <w:pPr>
-        <w:jc w:val="both"/>
-        <w:rPr>
-          <w:rFonts w:ascii="Times New Roman" w:hAnsi="Times New Roman" w:cs="Times New Roman"/>
-          <w:sz w:val="24"/>
-          <w:szCs w:val="24"/>
-        </w:rPr>
-      </w:pPr>
-      <w:r>
-        <w:rPr>
-          <w:rFonts w:ascii="Times New Roman" w:hAnsi="Times New Roman" w:cs="Times New Roman"/>
-          <w:sz w:val="24"/>
-          <w:szCs w:val="24"/>
-        </w:rPr>
-        <w:t>8000</w:t>
-      </w:r>
-    </w:p>
-    <w:p>
-      <w:pPr>
-        <w:jc w:val="both"/>
-        <w:rPr>
-          <w:rFonts w:ascii="Times New Roman" w:hAnsi="Times New Roman" w:cs="Times New Roman"/>
-          <w:sz w:val="24"/>
-          <w:szCs w:val="24"/>
-        </w:rPr>
-      </w:pPr>
-      <w:r>
-        <w:rPr>
-          <w:rFonts w:ascii="Times New Roman" w:hAnsi="Times New Roman" w:cs="Times New Roman"/>
-          <w:sz w:val="24"/>
-          <w:szCs w:val="24"/>
-        </w:rPr>
-        <w:t>7500</w:t>
-      </w:r>
-    </w:p>
-    <w:p>
-      <w:pPr>
-        <w:jc w:val="both"/>
-        <w:rPr>
-          <w:rFonts w:ascii="Times New Roman" w:hAnsi="Times New Roman" w:cs="Times New Roman"/>
-          <w:sz w:val="24"/>
-          <w:szCs w:val="24"/>
-        </w:rPr>
-      </w:pPr>
-      <w:r>
-        <w:rPr>
-          <w:rFonts w:ascii="Times New Roman" w:hAnsi="Times New Roman" w:cs="Times New Roman"/>
-          <w:sz w:val="24"/>
-          <w:szCs w:val="24"/>
-        </w:rPr>
-        <w:t>9000</w:t>
-      </w:r>
-    </w:p>
-    <w:p>
-      <w:pPr>
-        <w:jc w:val="both"/>
-        <w:rPr>
-          <w:rFonts w:ascii="Times New Roman" w:hAnsi="Times New Roman" w:cs="Times New Roman"/>
-          <w:sz w:val="24"/>
-          <w:szCs w:val="24"/>
-        </w:rPr>
-      </w:pPr>
-      <w:r>
-        <w:rPr>
-          <w:rFonts w:ascii="Times New Roman" w:hAnsi="Times New Roman" w:cs="Times New Roman"/>
-          <w:sz w:val="24"/>
-          <w:szCs w:val="24"/>
-        </w:rPr>
-        <w:t>10000</w:t>
-      </w:r>
-    </w:p>
-    <w:p>
-      <w:pPr>
-        <w:jc w:val="both"/>
-        <w:rPr>
-          <w:rFonts w:ascii="Times New Roman" w:hAnsi="Times New Roman" w:cs="Times New Roman"/>
-          <w:sz w:val="24"/>
-          <w:szCs w:val="24"/>
-        </w:rPr>
       </w:pPr>
       <w:r>
         <w:rPr>
@@ -547,25 +557,364 @@
           <w:sz w:val="24"/>
           <w:szCs w:val="24"/>
         </w:rPr>
-        <w:lastRenderedPageBreak/>
-        <w:t>Question : 2</w:t>
-      </w:r>
-      <w:r>
-        <w:rPr>
-          <w:rFonts w:ascii="Times New Roman" w:hAnsi="Times New Roman" w:cs="Times New Roman"/>
-          <w:sz w:val="24"/>
-          <w:szCs w:val="24"/>
-        </w:rPr>
-        <w:t xml:space="preserve"> </w:t>
-      </w:r>
-      <w:r>
-        <w:rPr>
-          <w:rFonts w:ascii="Times New Roman" w:hAnsi="Times New Roman" w:cs="Times New Roman"/>
-          <w:sz w:val="24"/>
-          <w:szCs w:val="24"/>
-        </w:rPr>
-        <w:t>Create a 2D array called playlistRatings to store ratings for 3 Spotify playlists over 5 days (rows = playlists, columns = days). Fill it with sample numbers and print the ratings for the second playlist.</w:t>
-      </w:r>
+        <w:t>Answer :</w:t>
+      </w:r>
+    </w:p>
+    <w:p>
+      <w:pPr>
+        <w:jc w:val="both"/>
+        <w:rPr>
+          <w:rFonts w:ascii="Times New Roman" w:hAnsi="Times New Roman" w:cs="Times New Roman"/>
+          <w:sz w:val="24"/>
+          <w:szCs w:val="24"/>
+        </w:rPr>
+      </w:pPr>
+      <w:r>
+        <w:rPr>
+          <w:rFonts w:ascii="Times New Roman" w:hAnsi="Times New Roman" w:cs="Times New Roman"/>
+          <w:sz w:val="24"/>
+          <w:szCs w:val="24"/>
+        </w:rPr>
+        <w:t>#include &lt;stdio.h&gt;</w:t>
+      </w:r>
+    </w:p>
+    <w:p>
+      <w:pPr>
+        <w:jc w:val="both"/>
+        <w:rPr>
+          <w:rFonts w:ascii="Times New Roman" w:hAnsi="Times New Roman" w:cs="Times New Roman"/>
+          <w:sz w:val="24"/>
+          <w:szCs w:val="24"/>
+        </w:rPr>
+      </w:pPr>
+      <w:r>
+        <w:rPr>
+          <w:rFonts w:ascii="Times New Roman" w:hAnsi="Times New Roman" w:cs="Times New Roman"/>
+          <w:sz w:val="24"/>
+          <w:szCs w:val="24"/>
+        </w:rPr>
+        <w:t>int main()</w:t>
+      </w:r>
+    </w:p>
+    <w:p>
+      <w:pPr>
+        <w:jc w:val="both"/>
+        <w:rPr>
+          <w:rFonts w:ascii="Times New Roman" w:hAnsi="Times New Roman" w:cs="Times New Roman"/>
+          <w:sz w:val="24"/>
+          <w:szCs w:val="24"/>
+        </w:rPr>
+      </w:pPr>
+      <w:r>
+        <w:rPr>
+          <w:rFonts w:ascii="Times New Roman" w:hAnsi="Times New Roman" w:cs="Times New Roman"/>
+          <w:sz w:val="24"/>
+          <w:szCs w:val="24"/>
+        </w:rPr>
+        <w:t>{</w:t>
+      </w:r>
+    </w:p>
+    <w:p>
+      <w:pPr>
+        <w:jc w:val="both"/>
+        <w:rPr>
+          <w:rFonts w:ascii="Times New Roman" w:hAnsi="Times New Roman" w:cs="Times New Roman"/>
+          <w:sz w:val="24"/>
+          <w:szCs w:val="24"/>
+        </w:rPr>
+      </w:pPr>
+      <w:r>
+        <w:rPr>
+          <w:rFonts w:ascii="Times New Roman" w:hAnsi="Times New Roman" w:cs="Times New Roman"/>
+          <w:sz w:val="24"/>
+          <w:szCs w:val="24"/>
+        </w:rPr>
+        <w:t xml:space="preserve">    int playlistRatings[3][5] =</w:t>
+      </w:r>
+    </w:p>
+    <w:p>
+      <w:pPr>
+        <w:jc w:val="both"/>
+        <w:rPr>
+          <w:rFonts w:ascii="Times New Roman" w:hAnsi="Times New Roman" w:cs="Times New Roman"/>
+          <w:sz w:val="24"/>
+          <w:szCs w:val="24"/>
+        </w:rPr>
+      </w:pPr>
+      <w:r>
+        <w:rPr>
+          <w:rFonts w:ascii="Times New Roman" w:hAnsi="Times New Roman" w:cs="Times New Roman"/>
+          <w:sz w:val="24"/>
+          <w:szCs w:val="24"/>
+        </w:rPr>
+        <w:t xml:space="preserve">    {</w:t>
+      </w:r>
+    </w:p>
+    <w:p>
+      <w:pPr>
+        <w:jc w:val="both"/>
+        <w:rPr>
+          <w:rFonts w:ascii="Times New Roman" w:hAnsi="Times New Roman" w:cs="Times New Roman"/>
+          <w:sz w:val="24"/>
+          <w:szCs w:val="24"/>
+        </w:rPr>
+      </w:pPr>
+      <w:r>
+        <w:rPr>
+          <w:rFonts w:ascii="Times New Roman" w:hAnsi="Times New Roman" w:cs="Times New Roman"/>
+          <w:sz w:val="24"/>
+          <w:szCs w:val="24"/>
+        </w:rPr>
+        <w:t xml:space="preserve">        {4, 5, 3, 4, 5},</w:t>
+      </w:r>
+    </w:p>
+    <w:p>
+      <w:pPr>
+        <w:jc w:val="both"/>
+        <w:rPr>
+          <w:rFonts w:ascii="Times New Roman" w:hAnsi="Times New Roman" w:cs="Times New Roman"/>
+          <w:sz w:val="24"/>
+          <w:szCs w:val="24"/>
+        </w:rPr>
+      </w:pPr>
+      <w:r>
+        <w:rPr>
+          <w:rFonts w:ascii="Times New Roman" w:hAnsi="Times New Roman" w:cs="Times New Roman"/>
+          <w:sz w:val="24"/>
+          <w:szCs w:val="24"/>
+        </w:rPr>
+        <w:t xml:space="preserve">        {5, 4, 5, 4, 5},</w:t>
+      </w:r>
+    </w:p>
+    <w:p>
+      <w:pPr>
+        <w:jc w:val="both"/>
+        <w:rPr>
+          <w:rFonts w:ascii="Times New Roman" w:hAnsi="Times New Roman" w:cs="Times New Roman"/>
+          <w:sz w:val="24"/>
+          <w:szCs w:val="24"/>
+        </w:rPr>
+      </w:pPr>
+      <w:r>
+        <w:rPr>
+          <w:rFonts w:ascii="Times New Roman" w:hAnsi="Times New Roman" w:cs="Times New Roman"/>
+          <w:sz w:val="24"/>
+          <w:szCs w:val="24"/>
+        </w:rPr>
+        <w:t xml:space="preserve">        {3, 4, 4, 5, 4}</w:t>
+      </w:r>
+    </w:p>
+    <w:p>
+      <w:pPr>
+        <w:jc w:val="both"/>
+        <w:rPr>
+          <w:rFonts w:ascii="Times New Roman" w:hAnsi="Times New Roman" w:cs="Times New Roman"/>
+          <w:sz w:val="24"/>
+          <w:szCs w:val="24"/>
+        </w:rPr>
+      </w:pPr>
+      <w:r>
+        <w:rPr>
+          <w:rFonts w:ascii="Times New Roman" w:hAnsi="Times New Roman" w:cs="Times New Roman"/>
+          <w:sz w:val="24"/>
+          <w:szCs w:val="24"/>
+        </w:rPr>
+        <w:t xml:space="preserve">    };</w:t>
+      </w:r>
+    </w:p>
+    <w:p>
+      <w:pPr>
+        <w:jc w:val="both"/>
+        <w:rPr>
+          <w:rFonts w:ascii="Times New Roman" w:hAnsi="Times New Roman" w:cs="Times New Roman"/>
+          <w:sz w:val="24"/>
+          <w:szCs w:val="24"/>
+        </w:rPr>
+      </w:pPr>
+    </w:p>
+    <w:p>
+      <w:pPr>
+        <w:jc w:val="both"/>
+        <w:rPr>
+          <w:rFonts w:ascii="Times New Roman" w:hAnsi="Times New Roman" w:cs="Times New Roman"/>
+          <w:sz w:val="24"/>
+          <w:szCs w:val="24"/>
+        </w:rPr>
+      </w:pPr>
+      <w:r>
+        <w:rPr>
+          <w:rFonts w:ascii="Times New Roman" w:hAnsi="Times New Roman" w:cs="Times New Roman"/>
+          <w:sz w:val="24"/>
+          <w:szCs w:val="24"/>
+        </w:rPr>
+        <w:t xml:space="preserve">    int i;</w:t>
+      </w:r>
+    </w:p>
+    <w:p>
+      <w:pPr>
+        <w:jc w:val="both"/>
+        <w:rPr>
+          <w:rFonts w:ascii="Times New Roman" w:hAnsi="Times New Roman" w:cs="Times New Roman"/>
+          <w:sz w:val="24"/>
+          <w:szCs w:val="24"/>
+        </w:rPr>
+      </w:pPr>
+    </w:p>
+    <w:p>
+      <w:pPr>
+        <w:jc w:val="both"/>
+        <w:rPr>
+          <w:rFonts w:ascii="Times New Roman" w:hAnsi="Times New Roman" w:cs="Times New Roman"/>
+          <w:sz w:val="24"/>
+          <w:szCs w:val="24"/>
+        </w:rPr>
+      </w:pPr>
+      <w:r>
+        <w:rPr>
+          <w:rFonts w:ascii="Times New Roman" w:hAnsi="Times New Roman" w:cs="Times New Roman"/>
+          <w:sz w:val="24"/>
+          <w:szCs w:val="24"/>
+        </w:rPr>
+        <w:t xml:space="preserve">    printf("Second Playlist Ratings:\n");</w:t>
+      </w:r>
+    </w:p>
+    <w:p>
+      <w:pPr>
+        <w:jc w:val="both"/>
+        <w:rPr>
+          <w:rFonts w:ascii="Times New Roman" w:hAnsi="Times New Roman" w:cs="Times New Roman"/>
+          <w:sz w:val="24"/>
+          <w:szCs w:val="24"/>
+        </w:rPr>
+      </w:pPr>
+    </w:p>
+    <w:p>
+      <w:pPr>
+        <w:jc w:val="both"/>
+        <w:rPr>
+          <w:rFonts w:ascii="Times New Roman" w:hAnsi="Times New Roman" w:cs="Times New Roman"/>
+          <w:sz w:val="24"/>
+          <w:szCs w:val="24"/>
+        </w:rPr>
+      </w:pPr>
+      <w:r>
+        <w:rPr>
+          <w:rFonts w:ascii="Times New Roman" w:hAnsi="Times New Roman" w:cs="Times New Roman"/>
+          <w:sz w:val="24"/>
+          <w:szCs w:val="24"/>
+        </w:rPr>
+        <w:t xml:space="preserve">    for(i = 0; i &lt; 5; i++)</w:t>
+      </w:r>
+    </w:p>
+    <w:p>
+      <w:pPr>
+        <w:jc w:val="both"/>
+        <w:rPr>
+          <w:rFonts w:ascii="Times New Roman" w:hAnsi="Times New Roman" w:cs="Times New Roman"/>
+          <w:sz w:val="24"/>
+          <w:szCs w:val="24"/>
+        </w:rPr>
+      </w:pPr>
+      <w:r>
+        <w:rPr>
+          <w:rFonts w:ascii="Times New Roman" w:hAnsi="Times New Roman" w:cs="Times New Roman"/>
+          <w:sz w:val="24"/>
+          <w:szCs w:val="24"/>
+        </w:rPr>
+        <w:t xml:space="preserve">    {</w:t>
+      </w:r>
+    </w:p>
+    <w:p>
+      <w:pPr>
+        <w:jc w:val="both"/>
+        <w:rPr>
+          <w:rFonts w:ascii="Times New Roman" w:hAnsi="Times New Roman" w:cs="Times New Roman"/>
+          <w:sz w:val="24"/>
+          <w:szCs w:val="24"/>
+        </w:rPr>
+      </w:pPr>
+      <w:r>
+        <w:rPr>
+          <w:rFonts w:ascii="Times New Roman" w:hAnsi="Times New Roman" w:cs="Times New Roman"/>
+          <w:sz w:val="24"/>
+          <w:szCs w:val="24"/>
+        </w:rPr>
+        <w:t xml:space="preserve">        printf("%d ", playlistRatings[1][i]);</w:t>
+      </w:r>
+    </w:p>
+    <w:p>
+      <w:pPr>
+        <w:jc w:val="both"/>
+        <w:rPr>
+          <w:rFonts w:ascii="Times New Roman" w:hAnsi="Times New Roman" w:cs="Times New Roman"/>
+          <w:sz w:val="24"/>
+          <w:szCs w:val="24"/>
+        </w:rPr>
+      </w:pPr>
+      <w:r>
+        <w:rPr>
+          <w:rFonts w:ascii="Times New Roman" w:hAnsi="Times New Roman" w:cs="Times New Roman"/>
+          <w:sz w:val="24"/>
+          <w:szCs w:val="24"/>
+        </w:rPr>
+        <w:t xml:space="preserve">    }</w:t>
+      </w:r>
+    </w:p>
+    <w:p>
+      <w:pPr>
+        <w:jc w:val="both"/>
+        <w:rPr>
+          <w:rFonts w:ascii="Times New Roman" w:hAnsi="Times New Roman" w:cs="Times New Roman"/>
+          <w:sz w:val="24"/>
+          <w:szCs w:val="24"/>
+        </w:rPr>
+      </w:pPr>
+    </w:p>
+    <w:p>
+      <w:pPr>
+        <w:jc w:val="both"/>
+        <w:rPr>
+          <w:rFonts w:ascii="Times New Roman" w:hAnsi="Times New Roman" w:cs="Times New Roman"/>
+          <w:sz w:val="24"/>
+          <w:szCs w:val="24"/>
+        </w:rPr>
+      </w:pPr>
+      <w:r>
+        <w:rPr>
+          <w:rFonts w:ascii="Times New Roman" w:hAnsi="Times New Roman" w:cs="Times New Roman"/>
+          <w:sz w:val="24"/>
+          <w:szCs w:val="24"/>
+        </w:rPr>
+        <w:t xml:space="preserve">    return 0;</w:t>
+      </w:r>
+    </w:p>
+    <w:p>
+      <w:pPr>
+        <w:jc w:val="both"/>
+        <w:rPr>
+          <w:rFonts w:ascii="Times New Roman" w:hAnsi="Times New Roman" w:cs="Times New Roman"/>
+          <w:sz w:val="24"/>
+          <w:szCs w:val="24"/>
+        </w:rPr>
+      </w:pPr>
+      <w:r>
+        <w:rPr>
+          <w:rFonts w:ascii="Times New Roman" w:hAnsi="Times New Roman" w:cs="Times New Roman"/>
+          <w:sz w:val="24"/>
+          <w:szCs w:val="24"/>
+        </w:rPr>
+        <w:t>}</w:t>
+      </w:r>
+    </w:p>
+    <w:p>
+      <w:pPr>
+        <w:jc w:val="both"/>
+        <w:rPr>
+          <w:rFonts w:ascii="Times New Roman" w:hAnsi="Times New Roman" w:cs="Times New Roman"/>
+          <w:sz w:val="24"/>
+          <w:szCs w:val="24"/>
+        </w:rPr>
+      </w:pPr>
     </w:p>
     <w:p>
       <w:pPr>
@@ -586,368 +935,75 @@
           <w:sz w:val="24"/>
           <w:szCs w:val="24"/>
         </w:rPr>
-        <w:t>Answer :</w:t>
-      </w:r>
-    </w:p>
-    <w:p>
-      <w:pPr>
-        <w:jc w:val="both"/>
-        <w:rPr>
-          <w:rFonts w:ascii="Times New Roman" w:hAnsi="Times New Roman" w:cs="Times New Roman"/>
-          <w:sz w:val="24"/>
-          <w:szCs w:val="24"/>
-        </w:rPr>
-      </w:pPr>
-      <w:r>
-        <w:rPr>
-          <w:rFonts w:ascii="Times New Roman" w:hAnsi="Times New Roman" w:cs="Times New Roman"/>
-          <w:sz w:val="24"/>
-          <w:szCs w:val="24"/>
-        </w:rPr>
-        <w:t>#include &lt;stdio.h&gt;</w:t>
-      </w:r>
-    </w:p>
-    <w:p>
-      <w:pPr>
-        <w:jc w:val="both"/>
-        <w:rPr>
-          <w:rFonts w:ascii="Times New Roman" w:hAnsi="Times New Roman" w:cs="Times New Roman"/>
-          <w:sz w:val="24"/>
-          <w:szCs w:val="24"/>
-        </w:rPr>
-      </w:pPr>
-      <w:r>
-        <w:rPr>
-          <w:rFonts w:ascii="Times New Roman" w:hAnsi="Times New Roman" w:cs="Times New Roman"/>
-          <w:sz w:val="24"/>
-          <w:szCs w:val="24"/>
-        </w:rPr>
-        <w:t>int main()</w:t>
-      </w:r>
-    </w:p>
-    <w:p>
-      <w:pPr>
-        <w:jc w:val="both"/>
-        <w:rPr>
-          <w:rFonts w:ascii="Times New Roman" w:hAnsi="Times New Roman" w:cs="Times New Roman"/>
-          <w:sz w:val="24"/>
-          <w:szCs w:val="24"/>
-        </w:rPr>
-      </w:pPr>
-      <w:r>
-        <w:rPr>
-          <w:rFonts w:ascii="Times New Roman" w:hAnsi="Times New Roman" w:cs="Times New Roman"/>
-          <w:sz w:val="24"/>
-          <w:szCs w:val="24"/>
-        </w:rPr>
-        <w:t>{</w:t>
-      </w:r>
-    </w:p>
-    <w:p>
-      <w:pPr>
-        <w:jc w:val="both"/>
-        <w:rPr>
-          <w:rFonts w:ascii="Times New Roman" w:hAnsi="Times New Roman" w:cs="Times New Roman"/>
-          <w:sz w:val="24"/>
-          <w:szCs w:val="24"/>
-        </w:rPr>
-      </w:pPr>
-      <w:r>
-        <w:rPr>
-          <w:rFonts w:ascii="Times New Roman" w:hAnsi="Times New Roman" w:cs="Times New Roman"/>
-          <w:sz w:val="24"/>
-          <w:szCs w:val="24"/>
-        </w:rPr>
-        <w:t xml:space="preserve">    int playlistRatings[3][5] =</w:t>
-      </w:r>
-    </w:p>
-    <w:p>
-      <w:pPr>
-        <w:jc w:val="both"/>
-        <w:rPr>
-          <w:rFonts w:ascii="Times New Roman" w:hAnsi="Times New Roman" w:cs="Times New Roman"/>
-          <w:sz w:val="24"/>
-          <w:szCs w:val="24"/>
-        </w:rPr>
-      </w:pPr>
-      <w:r>
-        <w:rPr>
-          <w:rFonts w:ascii="Times New Roman" w:hAnsi="Times New Roman" w:cs="Times New Roman"/>
-          <w:sz w:val="24"/>
-          <w:szCs w:val="24"/>
-        </w:rPr>
-        <w:t xml:space="preserve">    {</w:t>
-      </w:r>
-    </w:p>
-    <w:p>
-      <w:pPr>
-        <w:jc w:val="both"/>
-        <w:rPr>
-          <w:rFonts w:ascii="Times New Roman" w:hAnsi="Times New Roman" w:cs="Times New Roman"/>
-          <w:sz w:val="24"/>
-          <w:szCs w:val="24"/>
-        </w:rPr>
-      </w:pPr>
-      <w:r>
-        <w:rPr>
-          <w:rFonts w:ascii="Times New Roman" w:hAnsi="Times New Roman" w:cs="Times New Roman"/>
-          <w:sz w:val="24"/>
-          <w:szCs w:val="24"/>
-        </w:rPr>
-        <w:t xml:space="preserve">        {4, 5, 3, 4, 5},</w:t>
-      </w:r>
-    </w:p>
-    <w:p>
-      <w:pPr>
-        <w:jc w:val="both"/>
-        <w:rPr>
-          <w:rFonts w:ascii="Times New Roman" w:hAnsi="Times New Roman" w:cs="Times New Roman"/>
-          <w:sz w:val="24"/>
-          <w:szCs w:val="24"/>
-        </w:rPr>
-      </w:pPr>
-      <w:r>
-        <w:rPr>
-          <w:rFonts w:ascii="Times New Roman" w:hAnsi="Times New Roman" w:cs="Times New Roman"/>
-          <w:sz w:val="24"/>
-          <w:szCs w:val="24"/>
-        </w:rPr>
-        <w:t xml:space="preserve">        {5, 4, 5, 4, 5},</w:t>
-      </w:r>
-    </w:p>
-    <w:p>
-      <w:pPr>
-        <w:jc w:val="both"/>
-        <w:rPr>
-          <w:rFonts w:ascii="Times New Roman" w:hAnsi="Times New Roman" w:cs="Times New Roman"/>
-          <w:sz w:val="24"/>
-          <w:szCs w:val="24"/>
-        </w:rPr>
-      </w:pPr>
-      <w:r>
-        <w:rPr>
-          <w:rFonts w:ascii="Times New Roman" w:hAnsi="Times New Roman" w:cs="Times New Roman"/>
-          <w:sz w:val="24"/>
-          <w:szCs w:val="24"/>
-        </w:rPr>
-        <w:t xml:space="preserve">        {3, 4, 4, 5, 4}</w:t>
-      </w:r>
-    </w:p>
-    <w:p>
-      <w:pPr>
-        <w:jc w:val="both"/>
-        <w:rPr>
-          <w:rFonts w:ascii="Times New Roman" w:hAnsi="Times New Roman" w:cs="Times New Roman"/>
-          <w:sz w:val="24"/>
-          <w:szCs w:val="24"/>
-        </w:rPr>
-      </w:pPr>
-      <w:r>
-        <w:rPr>
-          <w:rFonts w:ascii="Times New Roman" w:hAnsi="Times New Roman" w:cs="Times New Roman"/>
-          <w:sz w:val="24"/>
-          <w:szCs w:val="24"/>
-        </w:rPr>
-        <w:t xml:space="preserve">    };</w:t>
-      </w:r>
-    </w:p>
-    <w:p>
-      <w:pPr>
-        <w:jc w:val="both"/>
-        <w:rPr>
-          <w:rFonts w:ascii="Times New Roman" w:hAnsi="Times New Roman" w:cs="Times New Roman"/>
-          <w:sz w:val="24"/>
-          <w:szCs w:val="24"/>
-        </w:rPr>
-      </w:pPr>
-    </w:p>
-    <w:p>
-      <w:pPr>
-        <w:jc w:val="both"/>
-        <w:rPr>
-          <w:rFonts w:ascii="Times New Roman" w:hAnsi="Times New Roman" w:cs="Times New Roman"/>
-          <w:sz w:val="24"/>
-          <w:szCs w:val="24"/>
-        </w:rPr>
-      </w:pPr>
-      <w:r>
-        <w:rPr>
-          <w:rFonts w:ascii="Times New Roman" w:hAnsi="Times New Roman" w:cs="Times New Roman"/>
-          <w:sz w:val="24"/>
-          <w:szCs w:val="24"/>
-        </w:rPr>
-        <w:t xml:space="preserve">    int i;</w:t>
-      </w:r>
-    </w:p>
-    <w:p>
-      <w:pPr>
-        <w:jc w:val="both"/>
-        <w:rPr>
-          <w:rFonts w:ascii="Times New Roman" w:hAnsi="Times New Roman" w:cs="Times New Roman"/>
-          <w:sz w:val="24"/>
-          <w:szCs w:val="24"/>
-        </w:rPr>
-      </w:pPr>
-    </w:p>
-    <w:p>
-      <w:pPr>
-        <w:jc w:val="both"/>
-        <w:rPr>
-          <w:rFonts w:ascii="Times New Roman" w:hAnsi="Times New Roman" w:cs="Times New Roman"/>
-          <w:sz w:val="24"/>
-          <w:szCs w:val="24"/>
-        </w:rPr>
-      </w:pPr>
-      <w:r>
-        <w:rPr>
-          <w:rFonts w:ascii="Times New Roman" w:hAnsi="Times New Roman" w:cs="Times New Roman"/>
-          <w:sz w:val="24"/>
-          <w:szCs w:val="24"/>
-        </w:rPr>
-        <w:t xml:space="preserve">    printf("Second Playlist Ratings:\n");</w:t>
-      </w:r>
-    </w:p>
-    <w:p>
-      <w:pPr>
-        <w:jc w:val="both"/>
-        <w:rPr>
-          <w:rFonts w:ascii="Times New Roman" w:hAnsi="Times New Roman" w:cs="Times New Roman"/>
-          <w:sz w:val="24"/>
-          <w:szCs w:val="24"/>
-        </w:rPr>
-      </w:pPr>
-    </w:p>
-    <w:p>
-      <w:pPr>
-        <w:jc w:val="both"/>
-        <w:rPr>
-          <w:rFonts w:ascii="Times New Roman" w:hAnsi="Times New Roman" w:cs="Times New Roman"/>
-          <w:sz w:val="24"/>
-          <w:szCs w:val="24"/>
-        </w:rPr>
-      </w:pPr>
-      <w:r>
-        <w:rPr>
-          <w:rFonts w:ascii="Times New Roman" w:hAnsi="Times New Roman" w:cs="Times New Roman"/>
-          <w:sz w:val="24"/>
-          <w:szCs w:val="24"/>
-        </w:rPr>
-        <w:t xml:space="preserve">    for(i = 0; i &lt; 5; i++)</w:t>
-      </w:r>
-    </w:p>
-    <w:p>
-      <w:pPr>
-        <w:jc w:val="both"/>
-        <w:rPr>
-          <w:rFonts w:ascii="Times New Roman" w:hAnsi="Times New Roman" w:cs="Times New Roman"/>
-          <w:sz w:val="24"/>
-          <w:szCs w:val="24"/>
-        </w:rPr>
-      </w:pPr>
-      <w:r>
-        <w:rPr>
-          <w:rFonts w:ascii="Times New Roman" w:hAnsi="Times New Roman" w:cs="Times New Roman"/>
-          <w:sz w:val="24"/>
-          <w:szCs w:val="24"/>
-        </w:rPr>
-        <w:t xml:space="preserve">    {</w:t>
-      </w:r>
-    </w:p>
-    <w:p>
-      <w:pPr>
-        <w:jc w:val="both"/>
-        <w:rPr>
-          <w:rFonts w:ascii="Times New Roman" w:hAnsi="Times New Roman" w:cs="Times New Roman"/>
-          <w:sz w:val="24"/>
-          <w:szCs w:val="24"/>
-        </w:rPr>
-      </w:pPr>
-      <w:r>
-        <w:rPr>
-          <w:rFonts w:ascii="Times New Roman" w:hAnsi="Times New Roman" w:cs="Times New Roman"/>
-          <w:sz w:val="24"/>
-          <w:szCs w:val="24"/>
-        </w:rPr>
-        <w:t xml:space="preserve">        printf("%d ", playlistRatings[1][i]);</w:t>
-      </w:r>
-    </w:p>
-    <w:p>
-      <w:pPr>
-        <w:jc w:val="both"/>
-        <w:rPr>
-          <w:rFonts w:ascii="Times New Roman" w:hAnsi="Times New Roman" w:cs="Times New Roman"/>
-          <w:sz w:val="24"/>
-          <w:szCs w:val="24"/>
-        </w:rPr>
-      </w:pPr>
-      <w:r>
-        <w:rPr>
-          <w:rFonts w:ascii="Times New Roman" w:hAnsi="Times New Roman" w:cs="Times New Roman"/>
-          <w:sz w:val="24"/>
-          <w:szCs w:val="24"/>
-        </w:rPr>
-        <w:t xml:space="preserve">    }</w:t>
-      </w:r>
-    </w:p>
-    <w:p>
-      <w:pPr>
-        <w:jc w:val="both"/>
-        <w:rPr>
-          <w:rFonts w:ascii="Times New Roman" w:hAnsi="Times New Roman" w:cs="Times New Roman"/>
-          <w:sz w:val="24"/>
-          <w:szCs w:val="24"/>
-        </w:rPr>
-      </w:pPr>
-    </w:p>
-    <w:p>
-      <w:pPr>
-        <w:jc w:val="both"/>
-        <w:rPr>
-          <w:rFonts w:ascii="Times New Roman" w:hAnsi="Times New Roman" w:cs="Times New Roman"/>
-          <w:sz w:val="24"/>
-          <w:szCs w:val="24"/>
-        </w:rPr>
-      </w:pPr>
-      <w:r>
-        <w:rPr>
-          <w:rFonts w:ascii="Times New Roman" w:hAnsi="Times New Roman" w:cs="Times New Roman"/>
-          <w:sz w:val="24"/>
-          <w:szCs w:val="24"/>
-        </w:rPr>
-        <w:t xml:space="preserve">    return 0;</w:t>
-      </w:r>
-    </w:p>
-    <w:p>
-      <w:pPr>
-        <w:jc w:val="both"/>
-        <w:rPr>
-          <w:rFonts w:ascii="Times New Roman" w:hAnsi="Times New Roman" w:cs="Times New Roman"/>
-          <w:sz w:val="24"/>
-          <w:szCs w:val="24"/>
-        </w:rPr>
-      </w:pPr>
-      <w:r>
-        <w:rPr>
-          <w:rFonts w:ascii="Times New Roman" w:hAnsi="Times New Roman" w:cs="Times New Roman"/>
-          <w:sz w:val="24"/>
-          <w:szCs w:val="24"/>
-        </w:rPr>
-        <w:t>}</w:t>
-      </w:r>
-    </w:p>
-    <w:p>
-      <w:pPr>
-        <w:jc w:val="both"/>
-        <w:rPr>
-          <w:rFonts w:ascii="Times New Roman" w:hAnsi="Times New Roman" w:cs="Times New Roman"/>
-          <w:sz w:val="24"/>
-          <w:szCs w:val="24"/>
-        </w:rPr>
-      </w:pPr>
-    </w:p>
-    <w:p>
-      <w:pPr>
-        <w:jc w:val="both"/>
+        <w:t>Output :</w:t>
+      </w:r>
+    </w:p>
+    <w:p>
+      <w:pPr>
+        <w:jc w:val="both"/>
+        <w:rPr>
+          <w:rFonts w:ascii="Times New Roman" w:hAnsi="Times New Roman" w:cs="Times New Roman"/>
+          <w:sz w:val="24"/>
+          <w:szCs w:val="24"/>
+        </w:rPr>
+      </w:pPr>
+    </w:p>
+    <w:p>
+      <w:pPr>
+        <w:jc w:val="both"/>
+        <w:rPr>
+          <w:rFonts w:ascii="Times New Roman" w:hAnsi="Times New Roman" w:cs="Times New Roman"/>
+          <w:sz w:val="24"/>
+          <w:szCs w:val="24"/>
+        </w:rPr>
+      </w:pPr>
+      <w:r>
+        <w:rPr>
+          <w:rFonts w:ascii="Times New Roman" w:hAnsi="Times New Roman" w:cs="Times New Roman"/>
+          <w:sz w:val="24"/>
+          <w:szCs w:val="24"/>
+        </w:rPr>
+        <w:t>Second Playlist Ratings:</w:t>
+      </w:r>
+    </w:p>
+    <w:p>
+      <w:pPr>
+        <w:jc w:val="both"/>
+        <w:rPr>
+          <w:rFonts w:ascii="Times New Roman" w:hAnsi="Times New Roman" w:cs="Times New Roman"/>
+          <w:sz w:val="24"/>
+          <w:szCs w:val="24"/>
+        </w:rPr>
+      </w:pPr>
+      <w:r>
+        <w:rPr>
+          <w:rFonts w:ascii="Times New Roman" w:hAnsi="Times New Roman" w:cs="Times New Roman"/>
+          <w:sz w:val="24"/>
+          <w:szCs w:val="24"/>
+        </w:rPr>
+        <w:t>5 4 5 4 5</w:t>
+      </w:r>
+    </w:p>
+    <w:p>
+      <w:pPr>
+        <w:jc w:val="both"/>
+        <w:rPr>
+          <w:rFonts w:ascii="Times New Roman" w:hAnsi="Times New Roman" w:cs="Times New Roman"/>
+          <w:sz w:val="24"/>
+          <w:szCs w:val="24"/>
+        </w:rPr>
+      </w:pPr>
+    </w:p>
+    <w:p>
+      <w:pPr>
+        <w:jc w:val="both"/>
+        <w:rPr>
+          <w:rFonts w:ascii="Times New Roman" w:hAnsi="Times New Roman" w:cs="Times New Roman"/>
+          <w:sz w:val="24"/>
+          <w:szCs w:val="24"/>
+        </w:rPr>
+      </w:pPr>
+      <w:r>
         <w:rPr>
           <w:rFonts w:ascii="Times New Roman" w:hAnsi="Times New Roman" w:cs="Times New Roman"/>
           <w:b/>
@@ -955,8 +1011,21 @@
           <w:sz w:val="24"/>
           <w:szCs w:val="24"/>
         </w:rPr>
-      </w:pPr>
-      <w:r>
+        <w:lastRenderedPageBreak/>
+        <w:t>Question : 3</w:t>
+      </w:r>
+      <w:r>
+        <w:rPr>
+          <w:rFonts w:ascii="Times New Roman" w:hAnsi="Times New Roman" w:cs="Times New Roman"/>
+          <w:sz w:val="24"/>
+          <w:szCs w:val="24"/>
+        </w:rPr>
+        <w:t xml:space="preserve"> Build a function that takes a 1D array of 7 integers representing your daily Zomato order amounts and calculates the average spend for the week.&lt;br&gt;&lt;br&gt;&lt;em&gt;&lt;strong&gt;Hint:&lt;/strong&gt; Use a loop to sum the values, then divide by the array length.&lt;/em&gt;</w:t>
+      </w:r>
+    </w:p>
+    <w:p>
+      <w:pPr>
+        <w:jc w:val="both"/>
         <w:rPr>
           <w:rFonts w:ascii="Times New Roman" w:hAnsi="Times New Roman" w:cs="Times New Roman"/>
           <w:b/>
@@ -964,73 +1033,6 @@
           <w:sz w:val="24"/>
           <w:szCs w:val="24"/>
         </w:rPr>
-        <w:t>Output :</w:t>
-      </w:r>
-    </w:p>
-    <w:p>
-      <w:pPr>
-        <w:jc w:val="both"/>
-        <w:rPr>
-          <w:rFonts w:ascii="Times New Roman" w:hAnsi="Times New Roman" w:cs="Times New Roman"/>
-          <w:sz w:val="24"/>
-          <w:szCs w:val="24"/>
-        </w:rPr>
-      </w:pPr>
-    </w:p>
-    <w:p>
-      <w:pPr>
-        <w:jc w:val="both"/>
-        <w:rPr>
-          <w:rFonts w:ascii="Times New Roman" w:hAnsi="Times New Roman" w:cs="Times New Roman"/>
-          <w:sz w:val="24"/>
-          <w:szCs w:val="24"/>
-        </w:rPr>
-      </w:pPr>
-      <w:r>
-        <w:rPr>
-          <w:rFonts w:ascii="Times New Roman" w:hAnsi="Times New Roman" w:cs="Times New Roman"/>
-          <w:sz w:val="24"/>
-          <w:szCs w:val="24"/>
-        </w:rPr>
-        <w:t>Second Playlist Ratings:</w:t>
-      </w:r>
-    </w:p>
-    <w:p>
-      <w:pPr>
-        <w:jc w:val="both"/>
-        <w:rPr>
-          <w:rFonts w:ascii="Times New Roman" w:hAnsi="Times New Roman" w:cs="Times New Roman"/>
-          <w:sz w:val="24"/>
-          <w:szCs w:val="24"/>
-        </w:rPr>
-      </w:pPr>
-      <w:r>
-        <w:rPr>
-          <w:rFonts w:ascii="Times New Roman" w:hAnsi="Times New Roman" w:cs="Times New Roman"/>
-          <w:sz w:val="24"/>
-          <w:szCs w:val="24"/>
-        </w:rPr>
-        <w:t>5 4 5 4 5</w:t>
-      </w:r>
-    </w:p>
-    <w:p>
-      <w:pPr>
-        <w:jc w:val="both"/>
-        <w:rPr>
-          <w:rFonts w:ascii="Times New Roman" w:hAnsi="Times New Roman" w:cs="Times New Roman"/>
-          <w:sz w:val="24"/>
-          <w:szCs w:val="24"/>
-        </w:rPr>
-      </w:pPr>
-    </w:p>
-    <w:p>
-      <w:pPr>
-        <w:jc w:val="both"/>
-        <w:rPr>
-          <w:rFonts w:ascii="Times New Roman" w:hAnsi="Times New Roman" w:cs="Times New Roman"/>
-          <w:sz w:val="24"/>
-          <w:szCs w:val="24"/>
-        </w:rPr>
       </w:pPr>
       <w:r>
         <w:rPr>
@@ -1040,8 +1042,53 @@
           <w:sz w:val="24"/>
           <w:szCs w:val="24"/>
         </w:rPr>
-        <w:lastRenderedPageBreak/>
-        <w:t>Question : 3</w:t>
+        <w:t>Answer :</w:t>
+      </w:r>
+    </w:p>
+    <w:p>
+      <w:pPr>
+        <w:jc w:val="both"/>
+        <w:rPr>
+          <w:rFonts w:ascii="Times New Roman" w:hAnsi="Times New Roman" w:cs="Times New Roman"/>
+          <w:sz w:val="24"/>
+          <w:szCs w:val="24"/>
+        </w:rPr>
+      </w:pPr>
+      <w:r>
+        <w:rPr>
+          <w:rFonts w:ascii="Times New Roman" w:hAnsi="Times New Roman" w:cs="Times New Roman"/>
+          <w:sz w:val="24"/>
+          <w:szCs w:val="24"/>
+        </w:rPr>
+        <w:t>#include &lt;stdio.h&gt;</w:t>
+      </w:r>
+    </w:p>
+    <w:p>
+      <w:pPr>
+        <w:jc w:val="both"/>
+        <w:rPr>
+          <w:rFonts w:ascii="Times New Roman" w:hAnsi="Times New Roman" w:cs="Times New Roman"/>
+          <w:sz w:val="24"/>
+          <w:szCs w:val="24"/>
+        </w:rPr>
+      </w:pPr>
+    </w:p>
+    <w:p>
+      <w:pPr>
+        <w:jc w:val="both"/>
+        <w:rPr>
+          <w:rFonts w:ascii="Times New Roman" w:hAnsi="Times New Roman" w:cs="Times New Roman"/>
+          <w:sz w:val="24"/>
+          <w:szCs w:val="24"/>
+        </w:rPr>
+      </w:pPr>
+      <w:r>
+        <w:rPr>
+          <w:rFonts w:ascii="Times New Roman" w:hAnsi="Times New Roman" w:cs="Times New Roman"/>
+          <w:sz w:val="24"/>
+          <w:szCs w:val="24"/>
+        </w:rPr>
+        <w:t>int</w:t>
       </w:r>
       <w:r>
         <w:rPr>
@@ -1051,14 +1098,370 @@
         </w:rPr>
         <w:t xml:space="preserve"> </w:t>
       </w:r>
-      <w:r>
-        <w:rPr>
-          <w:rFonts w:ascii="Times New Roman" w:hAnsi="Times New Roman" w:cs="Times New Roman"/>
-          <w:sz w:val="24"/>
-          <w:szCs w:val="24"/>
-        </w:rPr>
-        <w:t>Build a function that takes a 1D array of 7 integers representing your daily Zomato order amounts and calculates the average spend for the week.&lt;br&gt;&lt;br&gt;&lt;em&gt;&lt;strong&gt;Hint:&lt;/strong&gt; Use a loop to sum the values, then divide by the array length.&lt;/em&gt;</w:t>
-      </w:r>
+      <w:proofErr w:type="gramStart"/>
+      <w:r>
+        <w:rPr>
+          <w:rFonts w:ascii="Times New Roman" w:hAnsi="Times New Roman" w:cs="Times New Roman"/>
+          <w:sz w:val="24"/>
+          <w:szCs w:val="24"/>
+        </w:rPr>
+        <w:t>averageSpend(</w:t>
+      </w:r>
+      <w:proofErr w:type="gramEnd"/>
+      <w:r>
+        <w:rPr>
+          <w:rFonts w:ascii="Times New Roman" w:hAnsi="Times New Roman" w:cs="Times New Roman"/>
+          <w:sz w:val="24"/>
+          <w:szCs w:val="24"/>
+        </w:rPr>
+        <w:t>int orders[])</w:t>
+      </w:r>
+    </w:p>
+    <w:p>
+      <w:pPr>
+        <w:jc w:val="both"/>
+        <w:rPr>
+          <w:rFonts w:ascii="Times New Roman" w:hAnsi="Times New Roman" w:cs="Times New Roman"/>
+          <w:sz w:val="24"/>
+          <w:szCs w:val="24"/>
+        </w:rPr>
+      </w:pPr>
+      <w:r>
+        <w:rPr>
+          <w:rFonts w:ascii="Times New Roman" w:hAnsi="Times New Roman" w:cs="Times New Roman"/>
+          <w:sz w:val="24"/>
+          <w:szCs w:val="24"/>
+        </w:rPr>
+        <w:t>{</w:t>
+      </w:r>
+    </w:p>
+    <w:p>
+      <w:pPr>
+        <w:jc w:val="both"/>
+        <w:rPr>
+          <w:rFonts w:ascii="Times New Roman" w:hAnsi="Times New Roman" w:cs="Times New Roman"/>
+          <w:sz w:val="24"/>
+          <w:szCs w:val="24"/>
+        </w:rPr>
+      </w:pPr>
+      <w:r>
+        <w:rPr>
+          <w:rFonts w:ascii="Times New Roman" w:hAnsi="Times New Roman" w:cs="Times New Roman"/>
+          <w:sz w:val="24"/>
+          <w:szCs w:val="24"/>
+        </w:rPr>
+        <w:t xml:space="preserve">    int i, sum = 0;</w:t>
+      </w:r>
+    </w:p>
+    <w:p>
+      <w:pPr>
+        <w:jc w:val="both"/>
+        <w:rPr>
+          <w:rFonts w:ascii="Times New Roman" w:hAnsi="Times New Roman" w:cs="Times New Roman"/>
+          <w:sz w:val="24"/>
+          <w:szCs w:val="24"/>
+        </w:rPr>
+      </w:pPr>
+    </w:p>
+    <w:p>
+      <w:pPr>
+        <w:jc w:val="both"/>
+        <w:rPr>
+          <w:rFonts w:ascii="Times New Roman" w:hAnsi="Times New Roman" w:cs="Times New Roman"/>
+          <w:sz w:val="24"/>
+          <w:szCs w:val="24"/>
+        </w:rPr>
+      </w:pPr>
+      <w:r>
+        <w:rPr>
+          <w:rFonts w:ascii="Times New Roman" w:hAnsi="Times New Roman" w:cs="Times New Roman"/>
+          <w:sz w:val="24"/>
+          <w:szCs w:val="24"/>
+        </w:rPr>
+        <w:t xml:space="preserve">    for(i = 0; i &lt; 7; i++)</w:t>
+      </w:r>
+    </w:p>
+    <w:p>
+      <w:pPr>
+        <w:jc w:val="both"/>
+        <w:rPr>
+          <w:rFonts w:ascii="Times New Roman" w:hAnsi="Times New Roman" w:cs="Times New Roman"/>
+          <w:sz w:val="24"/>
+          <w:szCs w:val="24"/>
+        </w:rPr>
+      </w:pPr>
+      <w:r>
+        <w:rPr>
+          <w:rFonts w:ascii="Times New Roman" w:hAnsi="Times New Roman" w:cs="Times New Roman"/>
+          <w:sz w:val="24"/>
+          <w:szCs w:val="24"/>
+        </w:rPr>
+        <w:t xml:space="preserve">    {</w:t>
+      </w:r>
+    </w:p>
+    <w:p>
+      <w:pPr>
+        <w:jc w:val="both"/>
+        <w:rPr>
+          <w:rFonts w:ascii="Times New Roman" w:hAnsi="Times New Roman" w:cs="Times New Roman"/>
+          <w:sz w:val="24"/>
+          <w:szCs w:val="24"/>
+        </w:rPr>
+      </w:pPr>
+      <w:r>
+        <w:rPr>
+          <w:rFonts w:ascii="Times New Roman" w:hAnsi="Times New Roman" w:cs="Times New Roman"/>
+          <w:sz w:val="24"/>
+          <w:szCs w:val="24"/>
+        </w:rPr>
+        <w:t xml:space="preserve">        sum = sum + orders[i];</w:t>
+      </w:r>
+    </w:p>
+    <w:p>
+      <w:pPr>
+        <w:jc w:val="both"/>
+        <w:rPr>
+          <w:rFonts w:ascii="Times New Roman" w:hAnsi="Times New Roman" w:cs="Times New Roman"/>
+          <w:sz w:val="24"/>
+          <w:szCs w:val="24"/>
+        </w:rPr>
+      </w:pPr>
+      <w:r>
+        <w:rPr>
+          <w:rFonts w:ascii="Times New Roman" w:hAnsi="Times New Roman" w:cs="Times New Roman"/>
+          <w:sz w:val="24"/>
+          <w:szCs w:val="24"/>
+        </w:rPr>
+        <w:t xml:space="preserve">    }</w:t>
+      </w:r>
+    </w:p>
+    <w:p>
+      <w:pPr>
+        <w:jc w:val="both"/>
+        <w:rPr>
+          <w:rFonts w:ascii="Times New Roman" w:hAnsi="Times New Roman" w:cs="Times New Roman"/>
+          <w:sz w:val="24"/>
+          <w:szCs w:val="24"/>
+        </w:rPr>
+      </w:pPr>
+    </w:p>
+    <w:p>
+      <w:pPr>
+        <w:jc w:val="both"/>
+        <w:rPr>
+          <w:rFonts w:ascii="Times New Roman" w:hAnsi="Times New Roman" w:cs="Times New Roman"/>
+          <w:sz w:val="24"/>
+          <w:szCs w:val="24"/>
+        </w:rPr>
+      </w:pPr>
+      <w:r>
+        <w:rPr>
+          <w:rFonts w:ascii="Times New Roman" w:hAnsi="Times New Roman" w:cs="Times New Roman"/>
+          <w:sz w:val="24"/>
+          <w:szCs w:val="24"/>
+        </w:rPr>
+        <w:t xml:space="preserve">    return sum / 7;</w:t>
+      </w:r>
+    </w:p>
+    <w:p>
+      <w:pPr>
+        <w:jc w:val="both"/>
+        <w:rPr>
+          <w:rFonts w:ascii="Times New Roman" w:hAnsi="Times New Roman" w:cs="Times New Roman"/>
+          <w:sz w:val="24"/>
+          <w:szCs w:val="24"/>
+        </w:rPr>
+      </w:pPr>
+      <w:r>
+        <w:rPr>
+          <w:rFonts w:ascii="Times New Roman" w:hAnsi="Times New Roman" w:cs="Times New Roman"/>
+          <w:sz w:val="24"/>
+          <w:szCs w:val="24"/>
+        </w:rPr>
+        <w:t>}</w:t>
+      </w:r>
+    </w:p>
+    <w:p>
+      <w:pPr>
+        <w:jc w:val="both"/>
+        <w:rPr>
+          <w:rFonts w:ascii="Times New Roman" w:hAnsi="Times New Roman" w:cs="Times New Roman"/>
+          <w:sz w:val="24"/>
+          <w:szCs w:val="24"/>
+        </w:rPr>
+      </w:pPr>
+    </w:p>
+    <w:p>
+      <w:pPr>
+        <w:jc w:val="both"/>
+        <w:rPr>
+          <w:rFonts w:ascii="Times New Roman" w:hAnsi="Times New Roman" w:cs="Times New Roman"/>
+          <w:sz w:val="24"/>
+          <w:szCs w:val="24"/>
+        </w:rPr>
+      </w:pPr>
+      <w:r>
+        <w:rPr>
+          <w:rFonts w:ascii="Times New Roman" w:hAnsi="Times New Roman" w:cs="Times New Roman"/>
+          <w:sz w:val="24"/>
+          <w:szCs w:val="24"/>
+        </w:rPr>
+        <w:t>int main()</w:t>
+      </w:r>
+    </w:p>
+    <w:p>
+      <w:pPr>
+        <w:jc w:val="both"/>
+        <w:rPr>
+          <w:rFonts w:ascii="Times New Roman" w:hAnsi="Times New Roman" w:cs="Times New Roman"/>
+          <w:sz w:val="24"/>
+          <w:szCs w:val="24"/>
+        </w:rPr>
+      </w:pPr>
+      <w:r>
+        <w:rPr>
+          <w:rFonts w:ascii="Times New Roman" w:hAnsi="Times New Roman" w:cs="Times New Roman"/>
+          <w:sz w:val="24"/>
+          <w:szCs w:val="24"/>
+        </w:rPr>
+        <w:t>{</w:t>
+      </w:r>
+    </w:p>
+    <w:p>
+      <w:pPr>
+        <w:jc w:val="both"/>
+        <w:rPr>
+          <w:rFonts w:ascii="Times New Roman" w:hAnsi="Times New Roman" w:cs="Times New Roman"/>
+          <w:sz w:val="24"/>
+          <w:szCs w:val="24"/>
+        </w:rPr>
+      </w:pPr>
+      <w:r>
+        <w:rPr>
+          <w:rFonts w:ascii="Times New Roman" w:hAnsi="Times New Roman" w:cs="Times New Roman"/>
+          <w:sz w:val="24"/>
+          <w:szCs w:val="24"/>
+        </w:rPr>
+        <w:t xml:space="preserve">    int orders[7] = {200, 150, 300, 250, 400, 350, 450};</w:t>
+      </w:r>
+    </w:p>
+    <w:p>
+      <w:pPr>
+        <w:jc w:val="both"/>
+        <w:rPr>
+          <w:rFonts w:ascii="Times New Roman" w:hAnsi="Times New Roman" w:cs="Times New Roman"/>
+          <w:sz w:val="24"/>
+          <w:szCs w:val="24"/>
+        </w:rPr>
+      </w:pPr>
+    </w:p>
+    <w:p>
+      <w:pPr>
+        <w:jc w:val="both"/>
+        <w:rPr>
+          <w:rFonts w:ascii="Times New Roman" w:hAnsi="Times New Roman" w:cs="Times New Roman"/>
+          <w:sz w:val="24"/>
+          <w:szCs w:val="24"/>
+        </w:rPr>
+      </w:pPr>
+      <w:r>
+        <w:rPr>
+          <w:rFonts w:ascii="Times New Roman" w:hAnsi="Times New Roman" w:cs="Times New Roman"/>
+          <w:sz w:val="24"/>
+          <w:szCs w:val="24"/>
+        </w:rPr>
+        <w:t xml:space="preserve">    </w:t>
+      </w:r>
+      <w:proofErr w:type="gramStart"/>
+      <w:r>
+        <w:rPr>
+          <w:rFonts w:ascii="Times New Roman" w:hAnsi="Times New Roman" w:cs="Times New Roman"/>
+          <w:sz w:val="24"/>
+          <w:szCs w:val="24"/>
+        </w:rPr>
+        <w:t>printf(</w:t>
+      </w:r>
+      <w:proofErr w:type="gramEnd"/>
+      <w:r>
+        <w:rPr>
+          <w:rFonts w:ascii="Times New Roman" w:hAnsi="Times New Roman" w:cs="Times New Roman"/>
+          <w:sz w:val="24"/>
+          <w:szCs w:val="24"/>
+        </w:rPr>
+        <w:t>"Average Weekly Spend = %</w:t>
+      </w:r>
+      <w:r>
+        <w:rPr>
+          <w:rFonts w:ascii="Times New Roman" w:hAnsi="Times New Roman" w:cs="Times New Roman"/>
+          <w:sz w:val="24"/>
+          <w:szCs w:val="24"/>
+        </w:rPr>
+        <w:t>d</w:t>
+      </w:r>
+      <w:r>
+        <w:rPr>
+          <w:rFonts w:ascii="Times New Roman" w:hAnsi="Times New Roman" w:cs="Times New Roman"/>
+          <w:sz w:val="24"/>
+          <w:szCs w:val="24"/>
+        </w:rPr>
+        <w:t>", averageSpend(orders));</w:t>
+      </w:r>
+    </w:p>
+    <w:p>
+      <w:pPr>
+        <w:jc w:val="both"/>
+        <w:rPr>
+          <w:rFonts w:ascii="Times New Roman" w:hAnsi="Times New Roman" w:cs="Times New Roman"/>
+          <w:sz w:val="24"/>
+          <w:szCs w:val="24"/>
+        </w:rPr>
+      </w:pPr>
+    </w:p>
+    <w:p>
+      <w:pPr>
+        <w:jc w:val="both"/>
+        <w:rPr>
+          <w:rFonts w:ascii="Times New Roman" w:hAnsi="Times New Roman" w:cs="Times New Roman"/>
+          <w:sz w:val="24"/>
+          <w:szCs w:val="24"/>
+        </w:rPr>
+      </w:pPr>
+      <w:r>
+        <w:rPr>
+          <w:rFonts w:ascii="Times New Roman" w:hAnsi="Times New Roman" w:cs="Times New Roman"/>
+          <w:sz w:val="24"/>
+          <w:szCs w:val="24"/>
+        </w:rPr>
+        <w:t xml:space="preserve">    return 0;</w:t>
+      </w:r>
+    </w:p>
+    <w:p>
+      <w:pPr>
+        <w:jc w:val="both"/>
+        <w:rPr>
+          <w:rFonts w:ascii="Times New Roman" w:hAnsi="Times New Roman" w:cs="Times New Roman"/>
+          <w:sz w:val="24"/>
+          <w:szCs w:val="24"/>
+        </w:rPr>
+      </w:pPr>
+      <w:r>
+        <w:rPr>
+          <w:rFonts w:ascii="Times New Roman" w:hAnsi="Times New Roman" w:cs="Times New Roman"/>
+          <w:sz w:val="24"/>
+          <w:szCs w:val="24"/>
+        </w:rPr>
+        <w:t>}</w:t>
+      </w:r>
+    </w:p>
+    <w:p>
+      <w:pPr>
+        <w:jc w:val="both"/>
+        <w:rPr>
+          <w:rFonts w:ascii="Times New Roman" w:hAnsi="Times New Roman" w:cs="Times New Roman"/>
+          <w:sz w:val="24"/>
+          <w:szCs w:val="24"/>
+        </w:rPr>
+      </w:pPr>
     </w:p>
     <w:p>
       <w:pPr>
@@ -1079,370 +1482,57 @@
           <w:sz w:val="24"/>
           <w:szCs w:val="24"/>
         </w:rPr>
-        <w:t>Answer :</w:t>
-      </w:r>
-    </w:p>
-    <w:p>
-      <w:pPr>
-        <w:jc w:val="both"/>
-        <w:rPr>
-          <w:rFonts w:ascii="Times New Roman" w:hAnsi="Times New Roman" w:cs="Times New Roman"/>
-          <w:sz w:val="24"/>
-          <w:szCs w:val="24"/>
-        </w:rPr>
-      </w:pPr>
-      <w:r>
-        <w:rPr>
-          <w:rFonts w:ascii="Times New Roman" w:hAnsi="Times New Roman" w:cs="Times New Roman"/>
-          <w:sz w:val="24"/>
-          <w:szCs w:val="24"/>
-        </w:rPr>
-        <w:t>#include &lt;stdio.h&gt;</w:t>
-      </w:r>
-    </w:p>
-    <w:p>
-      <w:pPr>
-        <w:jc w:val="both"/>
-        <w:rPr>
-          <w:rFonts w:ascii="Times New Roman" w:hAnsi="Times New Roman" w:cs="Times New Roman"/>
-          <w:sz w:val="24"/>
-          <w:szCs w:val="24"/>
-        </w:rPr>
-      </w:pPr>
-    </w:p>
-    <w:p>
-      <w:pPr>
-        <w:jc w:val="both"/>
-        <w:rPr>
-          <w:rFonts w:ascii="Times New Roman" w:hAnsi="Times New Roman" w:cs="Times New Roman"/>
-          <w:sz w:val="24"/>
-          <w:szCs w:val="24"/>
-        </w:rPr>
-      </w:pPr>
-      <w:r>
-        <w:rPr>
-          <w:rFonts w:ascii="Times New Roman" w:hAnsi="Times New Roman" w:cs="Times New Roman"/>
-          <w:sz w:val="24"/>
-          <w:szCs w:val="24"/>
-        </w:rPr>
-        <w:t>float averageSpend(int orders[])</w:t>
-      </w:r>
-    </w:p>
-    <w:p>
-      <w:pPr>
-        <w:jc w:val="both"/>
-        <w:rPr>
-          <w:rFonts w:ascii="Times New Roman" w:hAnsi="Times New Roman" w:cs="Times New Roman"/>
-          <w:sz w:val="24"/>
-          <w:szCs w:val="24"/>
-        </w:rPr>
-      </w:pPr>
-      <w:r>
-        <w:rPr>
-          <w:rFonts w:ascii="Times New Roman" w:hAnsi="Times New Roman" w:cs="Times New Roman"/>
-          <w:sz w:val="24"/>
-          <w:szCs w:val="24"/>
-        </w:rPr>
-        <w:t>{</w:t>
-      </w:r>
-    </w:p>
-    <w:p>
-      <w:pPr>
-        <w:jc w:val="both"/>
-        <w:rPr>
-          <w:rFonts w:ascii="Times New Roman" w:hAnsi="Times New Roman" w:cs="Times New Roman"/>
-          <w:sz w:val="24"/>
-          <w:szCs w:val="24"/>
-        </w:rPr>
-      </w:pPr>
-      <w:r>
-        <w:rPr>
-          <w:rFonts w:ascii="Times New Roman" w:hAnsi="Times New Roman" w:cs="Times New Roman"/>
-          <w:sz w:val="24"/>
-          <w:szCs w:val="24"/>
-        </w:rPr>
-        <w:t xml:space="preserve">    int i, sum = 0;</w:t>
-      </w:r>
-    </w:p>
-    <w:p>
-      <w:pPr>
-        <w:jc w:val="both"/>
-        <w:rPr>
-          <w:rFonts w:ascii="Times New Roman" w:hAnsi="Times New Roman" w:cs="Times New Roman"/>
-          <w:sz w:val="24"/>
-          <w:szCs w:val="24"/>
-        </w:rPr>
-      </w:pPr>
-    </w:p>
-    <w:p>
-      <w:pPr>
-        <w:jc w:val="both"/>
-        <w:rPr>
-          <w:rFonts w:ascii="Times New Roman" w:hAnsi="Times New Roman" w:cs="Times New Roman"/>
-          <w:sz w:val="24"/>
-          <w:szCs w:val="24"/>
-        </w:rPr>
-      </w:pPr>
-      <w:r>
-        <w:rPr>
-          <w:rFonts w:ascii="Times New Roman" w:hAnsi="Times New Roman" w:cs="Times New Roman"/>
-          <w:sz w:val="24"/>
-          <w:szCs w:val="24"/>
-        </w:rPr>
-        <w:t xml:space="preserve">    for(i = 0; i &lt; 7; i++)</w:t>
-      </w:r>
-    </w:p>
-    <w:p>
-      <w:pPr>
-        <w:jc w:val="both"/>
-        <w:rPr>
-          <w:rFonts w:ascii="Times New Roman" w:hAnsi="Times New Roman" w:cs="Times New Roman"/>
-          <w:sz w:val="24"/>
-          <w:szCs w:val="24"/>
-        </w:rPr>
-      </w:pPr>
-      <w:r>
-        <w:rPr>
-          <w:rFonts w:ascii="Times New Roman" w:hAnsi="Times New Roman" w:cs="Times New Roman"/>
-          <w:sz w:val="24"/>
-          <w:szCs w:val="24"/>
-        </w:rPr>
-        <w:t xml:space="preserve">    {</w:t>
-      </w:r>
-    </w:p>
-    <w:p>
-      <w:pPr>
-        <w:jc w:val="both"/>
-        <w:rPr>
-          <w:rFonts w:ascii="Times New Roman" w:hAnsi="Times New Roman" w:cs="Times New Roman"/>
-          <w:sz w:val="24"/>
-          <w:szCs w:val="24"/>
-        </w:rPr>
-      </w:pPr>
-      <w:r>
-        <w:rPr>
-          <w:rFonts w:ascii="Times New Roman" w:hAnsi="Times New Roman" w:cs="Times New Roman"/>
-          <w:sz w:val="24"/>
-          <w:szCs w:val="24"/>
-        </w:rPr>
-        <w:t xml:space="preserve">        sum = sum + orders[i];</w:t>
-      </w:r>
-    </w:p>
-    <w:p>
-      <w:pPr>
-        <w:jc w:val="both"/>
-        <w:rPr>
-          <w:rFonts w:ascii="Times New Roman" w:hAnsi="Times New Roman" w:cs="Times New Roman"/>
-          <w:sz w:val="24"/>
-          <w:szCs w:val="24"/>
-        </w:rPr>
-      </w:pPr>
-      <w:r>
-        <w:rPr>
-          <w:rFonts w:ascii="Times New Roman" w:hAnsi="Times New Roman" w:cs="Times New Roman"/>
-          <w:sz w:val="24"/>
-          <w:szCs w:val="24"/>
-        </w:rPr>
-        <w:t xml:space="preserve">    }</w:t>
-      </w:r>
-    </w:p>
-    <w:p>
-      <w:pPr>
-        <w:jc w:val="both"/>
-        <w:rPr>
-          <w:rFonts w:ascii="Times New Roman" w:hAnsi="Times New Roman" w:cs="Times New Roman"/>
-          <w:sz w:val="24"/>
-          <w:szCs w:val="24"/>
-        </w:rPr>
-      </w:pPr>
-    </w:p>
-    <w:p>
-      <w:pPr>
-        <w:jc w:val="both"/>
-        <w:rPr>
-          <w:rFonts w:ascii="Times New Roman" w:hAnsi="Times New Roman" w:cs="Times New Roman"/>
-          <w:sz w:val="24"/>
-          <w:szCs w:val="24"/>
-        </w:rPr>
-      </w:pPr>
-      <w:r>
-        <w:rPr>
-          <w:rFonts w:ascii="Times New Roman" w:hAnsi="Times New Roman" w:cs="Times New Roman"/>
-          <w:sz w:val="24"/>
-          <w:szCs w:val="24"/>
-        </w:rPr>
-        <w:t xml:space="preserve">    return sum / 7.0;</w:t>
-      </w:r>
-    </w:p>
-    <w:p>
-      <w:pPr>
-        <w:jc w:val="both"/>
-        <w:rPr>
-          <w:rFonts w:ascii="Times New Roman" w:hAnsi="Times New Roman" w:cs="Times New Roman"/>
-          <w:sz w:val="24"/>
-          <w:szCs w:val="24"/>
-        </w:rPr>
-      </w:pPr>
-      <w:r>
-        <w:rPr>
-          <w:rFonts w:ascii="Times New Roman" w:hAnsi="Times New Roman" w:cs="Times New Roman"/>
-          <w:sz w:val="24"/>
-          <w:szCs w:val="24"/>
-        </w:rPr>
-        <w:t>}</w:t>
-      </w:r>
-    </w:p>
-    <w:p>
-      <w:pPr>
-        <w:jc w:val="both"/>
-        <w:rPr>
-          <w:rFonts w:ascii="Times New Roman" w:hAnsi="Times New Roman" w:cs="Times New Roman"/>
-          <w:sz w:val="24"/>
-          <w:szCs w:val="24"/>
-        </w:rPr>
-      </w:pPr>
-    </w:p>
-    <w:p>
-      <w:pPr>
-        <w:jc w:val="both"/>
-        <w:rPr>
-          <w:rFonts w:ascii="Times New Roman" w:hAnsi="Times New Roman" w:cs="Times New Roman"/>
-          <w:sz w:val="24"/>
-          <w:szCs w:val="24"/>
-        </w:rPr>
-      </w:pPr>
-      <w:r>
-        <w:rPr>
-          <w:rFonts w:ascii="Times New Roman" w:hAnsi="Times New Roman" w:cs="Times New Roman"/>
-          <w:sz w:val="24"/>
-          <w:szCs w:val="24"/>
-        </w:rPr>
-        <w:t>int main()</w:t>
-      </w:r>
-    </w:p>
-    <w:p>
-      <w:pPr>
-        <w:jc w:val="both"/>
-        <w:rPr>
-          <w:rFonts w:ascii="Times New Roman" w:hAnsi="Times New Roman" w:cs="Times New Roman"/>
-          <w:sz w:val="24"/>
-          <w:szCs w:val="24"/>
-        </w:rPr>
-      </w:pPr>
-      <w:r>
-        <w:rPr>
-          <w:rFonts w:ascii="Times New Roman" w:hAnsi="Times New Roman" w:cs="Times New Roman"/>
-          <w:sz w:val="24"/>
-          <w:szCs w:val="24"/>
-        </w:rPr>
-        <w:t>{</w:t>
-      </w:r>
-    </w:p>
-    <w:p>
-      <w:pPr>
-        <w:jc w:val="both"/>
-        <w:rPr>
-          <w:rFonts w:ascii="Times New Roman" w:hAnsi="Times New Roman" w:cs="Times New Roman"/>
-          <w:sz w:val="24"/>
-          <w:szCs w:val="24"/>
-        </w:rPr>
-      </w:pPr>
-      <w:r>
-        <w:rPr>
-          <w:rFonts w:ascii="Times New Roman" w:hAnsi="Times New Roman" w:cs="Times New Roman"/>
-          <w:sz w:val="24"/>
-          <w:szCs w:val="24"/>
-        </w:rPr>
-        <w:t xml:space="preserve">    int orders[7] = {200, 150, 300, 250, 400, 350, 450};</w:t>
-      </w:r>
-    </w:p>
-    <w:p>
-      <w:pPr>
-        <w:jc w:val="both"/>
-        <w:rPr>
-          <w:rFonts w:ascii="Times New Roman" w:hAnsi="Times New Roman" w:cs="Times New Roman"/>
-          <w:sz w:val="24"/>
-          <w:szCs w:val="24"/>
-        </w:rPr>
-      </w:pPr>
-    </w:p>
-    <w:p>
-      <w:pPr>
-        <w:jc w:val="both"/>
-        <w:rPr>
-          <w:rFonts w:ascii="Times New Roman" w:hAnsi="Times New Roman" w:cs="Times New Roman"/>
-          <w:sz w:val="24"/>
-          <w:szCs w:val="24"/>
-        </w:rPr>
-      </w:pPr>
-      <w:r>
-        <w:rPr>
-          <w:rFonts w:ascii="Times New Roman" w:hAnsi="Times New Roman" w:cs="Times New Roman"/>
-          <w:sz w:val="24"/>
-          <w:szCs w:val="24"/>
-        </w:rPr>
-        <w:t xml:space="preserve">    printf("Average Weekly Spend = %.2f", averageSpend(orders));</w:t>
-      </w:r>
-    </w:p>
-    <w:p>
-      <w:pPr>
-        <w:jc w:val="both"/>
-        <w:rPr>
-          <w:rFonts w:ascii="Times New Roman" w:hAnsi="Times New Roman" w:cs="Times New Roman"/>
-          <w:sz w:val="24"/>
-          <w:szCs w:val="24"/>
-        </w:rPr>
-      </w:pPr>
-    </w:p>
-    <w:p>
-      <w:pPr>
-        <w:jc w:val="both"/>
-        <w:rPr>
-          <w:rFonts w:ascii="Times New Roman" w:hAnsi="Times New Roman" w:cs="Times New Roman"/>
-          <w:sz w:val="24"/>
-          <w:szCs w:val="24"/>
-        </w:rPr>
-      </w:pPr>
-      <w:r>
-        <w:rPr>
-          <w:rFonts w:ascii="Times New Roman" w:hAnsi="Times New Roman" w:cs="Times New Roman"/>
-          <w:sz w:val="24"/>
-          <w:szCs w:val="24"/>
-        </w:rPr>
-        <w:t xml:space="preserve">    return 0;</w:t>
-      </w:r>
-    </w:p>
-    <w:p>
-      <w:pPr>
-        <w:jc w:val="both"/>
-        <w:rPr>
-          <w:rFonts w:ascii="Times New Roman" w:hAnsi="Times New Roman" w:cs="Times New Roman"/>
-          <w:sz w:val="24"/>
-          <w:szCs w:val="24"/>
-        </w:rPr>
-      </w:pPr>
-      <w:r>
-        <w:rPr>
-          <w:rFonts w:ascii="Times New Roman" w:hAnsi="Times New Roman" w:cs="Times New Roman"/>
-          <w:sz w:val="24"/>
-          <w:szCs w:val="24"/>
-        </w:rPr>
-        <w:t>}</w:t>
-      </w:r>
-    </w:p>
-    <w:p>
-      <w:pPr>
-        <w:jc w:val="both"/>
-        <w:rPr>
-          <w:rFonts w:ascii="Times New Roman" w:hAnsi="Times New Roman" w:cs="Times New Roman"/>
-          <w:sz w:val="24"/>
-          <w:szCs w:val="24"/>
-        </w:rPr>
-      </w:pPr>
-    </w:p>
-    <w:p>
-      <w:pPr>
-        <w:jc w:val="both"/>
+        <w:t>Output :</w:t>
+      </w:r>
+    </w:p>
+    <w:p>
+      <w:pPr>
+        <w:jc w:val="both"/>
+        <w:rPr>
+          <w:rFonts w:ascii="Times New Roman" w:hAnsi="Times New Roman" w:cs="Times New Roman"/>
+          <w:sz w:val="24"/>
+          <w:szCs w:val="24"/>
+        </w:rPr>
+      </w:pPr>
+    </w:p>
+    <w:p>
+      <w:pPr>
+        <w:jc w:val="both"/>
+        <w:rPr>
+          <w:rFonts w:ascii="Times New Roman" w:hAnsi="Times New Roman" w:cs="Times New Roman"/>
+          <w:sz w:val="24"/>
+          <w:szCs w:val="24"/>
+        </w:rPr>
+      </w:pPr>
+      <w:r>
+        <w:rPr>
+          <w:rFonts w:ascii="Times New Roman" w:hAnsi="Times New Roman" w:cs="Times New Roman"/>
+          <w:sz w:val="24"/>
+          <w:szCs w:val="24"/>
+        </w:rPr>
+        <w:t>Average Weekly Spend = 300.00</w:t>
+      </w:r>
+    </w:p>
+    <w:p>
+      <w:pPr>
+        <w:jc w:val="both"/>
+        <w:rPr>
+          <w:rFonts w:ascii="Times New Roman" w:hAnsi="Times New Roman" w:cs="Times New Roman"/>
+          <w:sz w:val="24"/>
+          <w:szCs w:val="24"/>
+        </w:rPr>
+      </w:pPr>
+    </w:p>
+    <w:p>
+      <w:pPr>
+        <w:jc w:val="both"/>
+        <w:rPr>
+          <w:rFonts w:ascii="Times New Roman" w:hAnsi="Times New Roman" w:cs="Times New Roman"/>
+          <w:sz w:val="24"/>
+          <w:szCs w:val="24"/>
+        </w:rPr>
+      </w:pPr>
+      <w:r>
         <w:rPr>
           <w:rFonts w:ascii="Times New Roman" w:hAnsi="Times New Roman" w:cs="Times New Roman"/>
           <w:b/>
@@ -1450,73 +1540,6 @@
           <w:sz w:val="24"/>
           <w:szCs w:val="24"/>
         </w:rPr>
-      </w:pPr>
-      <w:r>
-        <w:rPr>
-          <w:rFonts w:ascii="Times New Roman" w:hAnsi="Times New Roman" w:cs="Times New Roman"/>
-          <w:b/>
-          <w:bCs/>
-          <w:sz w:val="24"/>
-          <w:szCs w:val="24"/>
-        </w:rPr>
-        <w:t>Output :</w:t>
-      </w:r>
-    </w:p>
-    <w:p>
-      <w:pPr>
-        <w:jc w:val="both"/>
-        <w:rPr>
-          <w:rFonts w:ascii="Times New Roman" w:hAnsi="Times New Roman" w:cs="Times New Roman"/>
-          <w:sz w:val="24"/>
-          <w:szCs w:val="24"/>
-        </w:rPr>
-      </w:pPr>
-    </w:p>
-    <w:p>
-      <w:pPr>
-        <w:jc w:val="both"/>
-        <w:rPr>
-          <w:rFonts w:ascii="Times New Roman" w:hAnsi="Times New Roman" w:cs="Times New Roman"/>
-          <w:sz w:val="24"/>
-          <w:szCs w:val="24"/>
-        </w:rPr>
-      </w:pPr>
-      <w:r>
-        <w:rPr>
-          <w:rFonts w:ascii="Times New Roman" w:hAnsi="Times New Roman" w:cs="Times New Roman"/>
-          <w:sz w:val="24"/>
-          <w:szCs w:val="24"/>
-        </w:rPr>
-        <w:t>Average Weekly Spend = 300.00</w:t>
-      </w:r>
-    </w:p>
-    <w:p>
-      <w:pPr>
-        <w:jc w:val="both"/>
-        <w:rPr>
-          <w:rFonts w:ascii="Times New Roman" w:hAnsi="Times New Roman" w:cs="Times New Roman"/>
-          <w:sz w:val="24"/>
-          <w:szCs w:val="24"/>
-        </w:rPr>
-      </w:pPr>
-    </w:p>
-    <w:p>
-      <w:pPr>
-        <w:jc w:val="both"/>
-        <w:rPr>
-          <w:rFonts w:ascii="Times New Roman" w:hAnsi="Times New Roman" w:cs="Times New Roman"/>
-          <w:sz w:val="24"/>
-          <w:szCs w:val="24"/>
-        </w:rPr>
-      </w:pPr>
-      <w:r>
-        <w:rPr>
-          <w:rFonts w:ascii="Times New Roman" w:hAnsi="Times New Roman" w:cs="Times New Roman"/>
-          <w:b/>
-          <w:bCs/>
-          <w:sz w:val="24"/>
-          <w:szCs w:val="24"/>
-        </w:rPr>
         <w:t>Question : 4</w:t>
       </w:r>
       <w:r>
@@ -1525,15 +1548,7 @@
           <w:sz w:val="24"/>
           <w:szCs w:val="24"/>
         </w:rPr>
-        <w:t xml:space="preserve">  </w:t>
-      </w:r>
-      <w:r>
-        <w:rPr>
-          <w:rFonts w:ascii="Times New Roman" w:hAnsi="Times New Roman" w:cs="Times New Roman"/>
-          <w:sz w:val="24"/>
-          <w:szCs w:val="24"/>
-        </w:rPr>
-        <w:t>Given a 2D array called cricketScores where each row represents an IPL match and columns represent runs scored by each team, write code to print the highest score from each match. according to question write an easy code</w:t>
+        <w:t xml:space="preserve">  Given a 2D array called cricketScores where each row represents an IPL match and columns represent runs scored by each team, write code to print the highest score from each match. according to question write an easy code</w:t>
       </w:r>
     </w:p>
     <w:p>
